--- a/06_산출물_문서/2계층_절차서/QP-1001_부적합_시정조치_관리.docx
+++ b/06_산출물_문서/2계층_절차서/QP-1001_부적합_시정조치_관리.docx
@@ -270,11 +270,11 @@
     </w:p>
     <w:tbl>
       <w:tblPr>
-        <w:tblW w:w="8788" w:type="dxa"/>
         <w:tblCellMar>
           <w:left w:w="108" w:type="dxa"/>
           <w:right w:w="108" w:type="dxa"/>
         </w:tblCellMar>
+        <w:tblW w:w="8788" w:type="dxa"/>
         <w:tblBorders>
           <w:top w:val="single" w:sz="4" w:color="2E74B5" w:space="0"/>
           <w:left w:val="single" w:sz="4" w:color="2E74B5" w:space="0"/>
@@ -294,13 +294,13 @@
         <w:tc>
           <w:tcPr>
             <w:tcW w:w="1500" w:type="dxa"/>
-            <w:shd w:val="clear" w:color="auto" w:fill="D9D9D9"/>
-            <w:tcMar>
-              <w:top w:w="60" w:type="dxa"/>
-              <w:left w:w="120" w:type="dxa"/>
-              <w:bottom w:w="60" w:type="dxa"/>
-              <w:right w:w="120" w:type="dxa"/>
-            </w:tcMar>
+            <w:tcMar>
+              <w:top w:w="60" w:type="dxa"/>
+              <w:left w:w="120" w:type="dxa"/>
+              <w:bottom w:w="60" w:type="dxa"/>
+              <w:right w:w="120" w:type="dxa"/>
+            </w:tcMar>
+            <w:shd w:val="clear" w:color="auto" w:fill="DEEAF1"/>
           </w:tcPr>
           <w:p>
             <w:pPr>
@@ -320,13 +320,13 @@
         <w:tc>
           <w:tcPr>
             <w:tcW w:w="2800" w:type="dxa"/>
-            <w:shd w:val="clear" w:color="auto" w:fill="D9D9D9"/>
-            <w:tcMar>
-              <w:top w:w="60" w:type="dxa"/>
-              <w:left w:w="120" w:type="dxa"/>
-              <w:bottom w:w="60" w:type="dxa"/>
-              <w:right w:w="120" w:type="dxa"/>
-            </w:tcMar>
+            <w:tcMar>
+              <w:top w:w="60" w:type="dxa"/>
+              <w:left w:w="120" w:type="dxa"/>
+              <w:bottom w:w="60" w:type="dxa"/>
+              <w:right w:w="120" w:type="dxa"/>
+            </w:tcMar>
+            <w:shd w:val="clear" w:color="auto" w:fill="DEEAF1"/>
           </w:tcPr>
           <w:p>
             <w:pPr>
@@ -346,13 +346,13 @@
         <w:tc>
           <w:tcPr>
             <w:tcW w:w="2000" w:type="dxa"/>
-            <w:shd w:val="clear" w:color="auto" w:fill="D9D9D9"/>
-            <w:tcMar>
-              <w:top w:w="60" w:type="dxa"/>
-              <w:left w:w="120" w:type="dxa"/>
-              <w:bottom w:w="60" w:type="dxa"/>
-              <w:right w:w="120" w:type="dxa"/>
-            </w:tcMar>
+            <w:tcMar>
+              <w:top w:w="60" w:type="dxa"/>
+              <w:left w:w="120" w:type="dxa"/>
+              <w:bottom w:w="60" w:type="dxa"/>
+              <w:right w:w="120" w:type="dxa"/>
+            </w:tcMar>
+            <w:shd w:val="clear" w:color="auto" w:fill="DEEAF1"/>
           </w:tcPr>
           <w:p>
             <w:pPr>
@@ -372,13 +372,13 @@
         <w:tc>
           <w:tcPr>
             <w:tcW w:w="2488" w:type="dxa"/>
-            <w:shd w:val="clear" w:color="auto" w:fill="D9D9D9"/>
-            <w:tcMar>
-              <w:top w:w="60" w:type="dxa"/>
-              <w:left w:w="120" w:type="dxa"/>
-              <w:bottom w:w="60" w:type="dxa"/>
-              <w:right w:w="120" w:type="dxa"/>
-            </w:tcMar>
+            <w:tcMar>
+              <w:top w:w="60" w:type="dxa"/>
+              <w:left w:w="120" w:type="dxa"/>
+              <w:bottom w:w="60" w:type="dxa"/>
+              <w:right w:w="120" w:type="dxa"/>
+            </w:tcMar>
+            <w:shd w:val="clear" w:color="auto" w:fill="DEEAF1"/>
           </w:tcPr>
           <w:p>
             <w:pPr>
@@ -1168,7 +1168,7 @@
         </w:trPr>
         <w:tc>
           <w:tcPr>
-            <w:tcW w:w="2460" w:type="dxa"/>
+            <w:tcW w:w="2138" w:type="dxa"/>
             <w:tcMar>
               <w:top w:w="60" w:type="dxa"/>
               <w:left w:w="120" w:type="dxa"/>
@@ -1189,7 +1189,7 @@
         </w:tc>
         <w:tc>
           <w:tcPr>
-            <w:tcW w:w="6328" w:type="dxa"/>
+            <w:tcW w:w="6650" w:type="dxa"/>
             <w:tcMar>
               <w:top w:w="60" w:type="dxa"/>
               <w:left w:w="120" w:type="dxa"/>
@@ -1211,9 +1211,7 @@
       </w:tr>
       <w:tr>
         <w:tc>
-          <w:tcPr>
-            <w:tcW w:w="2460" w:type="dxa"/>
-          </w:tcPr>
+          <w:tcPr/>
           <w:p>
             <w:pPr>
               <w:pStyle w:val="Compact"/>
@@ -1225,7 +1223,7 @@
         </w:tc>
         <w:tc>
           <w:tcPr>
-            <w:tcW w:w="6328" w:type="dxa"/>
+            <w:tcW w:w="6650" w:type="dxa"/>
             <w:tcMar>
               <w:top w:w="60" w:type="dxa"/>
               <w:left w:w="120" w:type="dxa"/>
@@ -1258,6 +1256,7 @@
         </w:tc>
         <w:tc>
           <w:tcPr>
+            <w:tcW w:w="6650" w:type="dxa"/>
             <w:tcMar>
               <w:top w:w="60" w:type="dxa"/>
               <w:left w:w="120" w:type="dxa"/>
@@ -1289,9 +1288,7 @@
           </w:p>
         </w:tc>
         <w:tc>
-          <w:tcPr>
-            <w:tcW w:w="6328" w:type="dxa"/>
-          </w:tcPr>
+          <w:tcPr/>
           <w:p>
             <w:pPr>
               <w:pStyle w:val="Compact"/>
@@ -1304,19 +1301,10 @@
       </w:tr>
       <w:tr>
         <w:tc>
-          <w:tcPr>
-            <w:tcW w:w="2460" w:type="dxa"/>
-            <w:tcMar>
-              <w:top w:w="60" w:type="dxa"/>
-              <w:left w:w="120" w:type="dxa"/>
-              <w:bottom w:w="60" w:type="dxa"/>
-              <w:right w:w="120" w:type="dxa"/>
-            </w:tcMar>
-          </w:tcPr>
-          <w:p>
-            <w:pPr>
-              <w:pStyle w:val="Compact"/>
-              <w:wordWrap w:val="1"/>
+          <w:tcPr/>
+          <w:p>
+            <w:pPr>
+              <w:pStyle w:val="Compact"/>
             </w:pPr>
             <w:r>
               <w:t xml:space="preserve">제품 부적합</w:t>
@@ -1324,10 +1312,19 @@
           </w:p>
         </w:tc>
         <w:tc>
-          <w:tcPr/>
-          <w:p>
-            <w:pPr>
-              <w:pStyle w:val="Compact"/>
+          <w:tcPr>
+            <w:tcW w:w="6650" w:type="dxa"/>
+            <w:tcMar>
+              <w:top w:w="60" w:type="dxa"/>
+              <w:left w:w="120" w:type="dxa"/>
+              <w:bottom w:w="60" w:type="dxa"/>
+              <w:right w:w="120" w:type="dxa"/>
+            </w:tcMar>
+          </w:tcPr>
+          <w:p>
+            <w:pPr>
+              <w:pStyle w:val="Compact"/>
+              <w:wordWrap w:val="1"/>
             </w:pPr>
             <w:r>
               <w:t xml:space="preserve">규격/사양 불충족, 기능 결함, 외관 불량</w:t>
@@ -1337,18 +1334,10 @@
       </w:tr>
       <w:tr>
         <w:tc>
-          <w:tcPr>
-            <w:tcMar>
-              <w:top w:w="60" w:type="dxa"/>
-              <w:left w:w="120" w:type="dxa"/>
-              <w:bottom w:w="60" w:type="dxa"/>
-              <w:right w:w="120" w:type="dxa"/>
-            </w:tcMar>
-          </w:tcPr>
-          <w:p>
-            <w:pPr>
-              <w:pStyle w:val="Compact"/>
-              <w:wordWrap w:val="1"/>
+          <w:tcPr/>
+          <w:p>
+            <w:pPr>
+              <w:pStyle w:val="Compact"/>
             </w:pPr>
             <w:r>
               <w:t xml:space="preserve">공정 부적합</w:t>
@@ -1356,18 +1345,10 @@
           </w:p>
         </w:tc>
         <w:tc>
-          <w:tcPr>
-            <w:tcMar>
-              <w:top w:w="60" w:type="dxa"/>
-              <w:left w:w="120" w:type="dxa"/>
-              <w:bottom w:w="60" w:type="dxa"/>
-              <w:right w:w="120" w:type="dxa"/>
-            </w:tcMar>
-          </w:tcPr>
-          <w:p>
-            <w:pPr>
-              <w:pStyle w:val="Compact"/>
-              <w:wordWrap w:val="1"/>
+          <w:tcPr/>
+          <w:p>
+            <w:pPr>
+              <w:pStyle w:val="Compact"/>
             </w:pPr>
             <w:r>
               <w:t xml:space="preserve">공정 파라미터 이탈, 절차 미준수</w:t>
@@ -1410,7 +1391,7 @@
         </w:trPr>
         <w:tc>
           <w:tcPr>
-            <w:tcW w:w="2460" w:type="dxa"/>
+            <w:tcW w:w="2293" w:type="dxa"/>
             <w:tcMar>
               <w:top w:w="60" w:type="dxa"/>
               <w:left w:w="120" w:type="dxa"/>
@@ -1431,7 +1412,7 @@
         </w:tc>
         <w:tc>
           <w:tcPr>
-            <w:tcW w:w="6328" w:type="dxa"/>
+            <w:tcW w:w="6495" w:type="dxa"/>
             <w:tcMar>
               <w:top w:w="60" w:type="dxa"/>
               <w:left w:w="120" w:type="dxa"/>
@@ -1453,9 +1434,7 @@
       </w:tr>
       <w:tr>
         <w:tc>
-          <w:tcPr>
-            <w:tcW w:w="2460" w:type="dxa"/>
-          </w:tcPr>
+          <w:tcPr/>
           <w:p>
             <w:pPr>
               <w:pStyle w:val="Compact"/>
@@ -1467,7 +1446,7 @@
         </w:tc>
         <w:tc>
           <w:tcPr>
-            <w:tcW w:w="6328" w:type="dxa"/>
+            <w:tcW w:w="6495" w:type="dxa"/>
             <w:tcMar>
               <w:top w:w="60" w:type="dxa"/>
               <w:left w:w="120" w:type="dxa"/>
@@ -1500,6 +1479,7 @@
         </w:tc>
         <w:tc>
           <w:tcPr>
+            <w:tcW w:w="6495" w:type="dxa"/>
             <w:tcMar>
               <w:top w:w="60" w:type="dxa"/>
               <w:left w:w="120" w:type="dxa"/>
@@ -1531,9 +1511,7 @@
           </w:p>
         </w:tc>
         <w:tc>
-          <w:tcPr>
-            <w:tcW w:w="6328" w:type="dxa"/>
-          </w:tcPr>
+          <w:tcPr/>
           <w:p>
             <w:pPr>
               <w:pStyle w:val="Compact"/>
@@ -1546,19 +1524,10 @@
       </w:tr>
       <w:tr>
         <w:tc>
-          <w:tcPr>
-            <w:tcW w:w="2460" w:type="dxa"/>
-            <w:tcMar>
-              <w:top w:w="60" w:type="dxa"/>
-              <w:left w:w="120" w:type="dxa"/>
-              <w:bottom w:w="60" w:type="dxa"/>
-              <w:right w:w="120" w:type="dxa"/>
-            </w:tcMar>
-          </w:tcPr>
-          <w:p>
-            <w:pPr>
-              <w:pStyle w:val="Compact"/>
-              <w:wordWrap w:val="1"/>
+          <w:tcPr/>
+          <w:p>
+            <w:pPr>
+              <w:pStyle w:val="Compact"/>
             </w:pPr>
             <w:r>
               <w:t xml:space="preserve">SAE AS6081</w:t>
@@ -1566,10 +1535,19 @@
           </w:p>
         </w:tc>
         <w:tc>
-          <w:tcPr/>
-          <w:p>
-            <w:pPr>
-              <w:pStyle w:val="Compact"/>
+          <w:tcPr>
+            <w:tcW w:w="6495" w:type="dxa"/>
+            <w:tcMar>
+              <w:top w:w="60" w:type="dxa"/>
+              <w:left w:w="120" w:type="dxa"/>
+              <w:bottom w:w="60" w:type="dxa"/>
+              <w:right w:w="120" w:type="dxa"/>
+            </w:tcMar>
+          </w:tcPr>
+          <w:p>
+            <w:pPr>
+              <w:pStyle w:val="Compact"/>
+              <w:wordWrap w:val="1"/>
             </w:pPr>
             <w:r>
               <w:t xml:space="preserve">위조 부품 방지 — 유통업체</w:t>
@@ -1627,18 +1605,10 @@
       </w:tr>
       <w:tr>
         <w:tc>
-          <w:tcPr>
-            <w:tcMar>
-              <w:top w:w="60" w:type="dxa"/>
-              <w:left w:w="120" w:type="dxa"/>
-              <w:bottom w:w="60" w:type="dxa"/>
-              <w:right w:w="120" w:type="dxa"/>
-            </w:tcMar>
-          </w:tcPr>
-          <w:p>
-            <w:pPr>
-              <w:pStyle w:val="Compact"/>
-              <w:wordWrap w:val="1"/>
+          <w:tcPr/>
+          <w:p>
+            <w:pPr>
+              <w:pStyle w:val="Compact"/>
             </w:pPr>
             <w:r>
               <w:t xml:space="preserve">QP-903</w:t>
@@ -1646,18 +1616,10 @@
           </w:p>
         </w:tc>
         <w:tc>
-          <w:tcPr>
-            <w:tcMar>
-              <w:top w:w="60" w:type="dxa"/>
-              <w:left w:w="120" w:type="dxa"/>
-              <w:bottom w:w="60" w:type="dxa"/>
-              <w:right w:w="120" w:type="dxa"/>
-            </w:tcMar>
-          </w:tcPr>
-          <w:p>
-            <w:pPr>
-              <w:pStyle w:val="Compact"/>
-              <w:wordWrap w:val="1"/>
+          <w:tcPr/>
+          <w:p>
+            <w:pPr>
+              <w:pStyle w:val="Compact"/>
             </w:pPr>
             <w:r>
               <w:t xml:space="preserve">내부심사 관리 절차서</w:t>
@@ -1701,7 +1663,7 @@
         </w:trPr>
         <w:tc>
           <w:tcPr>
-            <w:tcW w:w="2460" w:type="dxa"/>
+            <w:tcW w:w="3000" w:type="dxa"/>
             <w:tcMar>
               <w:top w:w="60" w:type="dxa"/>
               <w:left w:w="120" w:type="dxa"/>
@@ -1722,7 +1684,7 @@
         </w:tc>
         <w:tc>
           <w:tcPr>
-            <w:tcW w:w="6328" w:type="dxa"/>
+            <w:tcW w:w="5788" w:type="dxa"/>
             <w:tcMar>
               <w:top w:w="60" w:type="dxa"/>
               <w:left w:w="120" w:type="dxa"/>
@@ -1744,9 +1706,7 @@
       </w:tr>
       <w:tr>
         <w:tc>
-          <w:tcPr>
-            <w:tcW w:w="2460" w:type="dxa"/>
-          </w:tcPr>
+          <w:tcPr/>
           <w:p>
             <w:pPr>
               <w:pStyle w:val="Compact"/>
@@ -1758,7 +1718,7 @@
         </w:tc>
         <w:tc>
           <w:tcPr>
-            <w:tcW w:w="6328" w:type="dxa"/>
+            <w:tcW w:w="5788" w:type="dxa"/>
             <w:tcMar>
               <w:top w:w="60" w:type="dxa"/>
               <w:left w:w="120" w:type="dxa"/>
@@ -1791,6 +1751,7 @@
         </w:tc>
         <w:tc>
           <w:tcPr>
+            <w:tcW w:w="5788" w:type="dxa"/>
             <w:tcMar>
               <w:top w:w="60" w:type="dxa"/>
               <w:left w:w="120" w:type="dxa"/>
@@ -1822,9 +1783,7 @@
           </w:p>
         </w:tc>
         <w:tc>
-          <w:tcPr>
-            <w:tcW w:w="6328" w:type="dxa"/>
-          </w:tcPr>
+          <w:tcPr/>
           <w:p>
             <w:pPr>
               <w:pStyle w:val="Compact"/>
@@ -1837,19 +1796,10 @@
       </w:tr>
       <w:tr>
         <w:tc>
-          <w:tcPr>
-            <w:tcW w:w="2460" w:type="dxa"/>
-            <w:tcMar>
-              <w:top w:w="60" w:type="dxa"/>
-              <w:left w:w="120" w:type="dxa"/>
-              <w:bottom w:w="60" w:type="dxa"/>
-              <w:right w:w="120" w:type="dxa"/>
-            </w:tcMar>
-          </w:tcPr>
-          <w:p>
-            <w:pPr>
-              <w:pStyle w:val="Compact"/>
-              <w:wordWrap w:val="1"/>
+          <w:tcPr/>
+          <w:p>
+            <w:pPr>
+              <w:pStyle w:val="Compact"/>
             </w:pPr>
             <w:r>
               <w:t xml:space="preserve">CAR (Corrective Action Request)</w:t>
@@ -1857,10 +1807,19 @@
           </w:p>
         </w:tc>
         <w:tc>
-          <w:tcPr/>
-          <w:p>
-            <w:pPr>
-              <w:pStyle w:val="Compact"/>
+          <w:tcPr>
+            <w:tcW w:w="5788" w:type="dxa"/>
+            <w:tcMar>
+              <w:top w:w="60" w:type="dxa"/>
+              <w:left w:w="120" w:type="dxa"/>
+              <w:bottom w:w="60" w:type="dxa"/>
+              <w:right w:w="120" w:type="dxa"/>
+            </w:tcMar>
+          </w:tcPr>
+          <w:p>
+            <w:pPr>
+              <w:pStyle w:val="Compact"/>
+              <w:wordWrap w:val="1"/>
             </w:pPr>
             <w:r>
               <w:t xml:space="preserve">시정조치 요청서 — 부적합 기록, 원인 분석, 시정조치 계획/실행/확인을 포함</w:t>
@@ -1990,18 +1949,10 @@
       </w:tr>
       <w:tr>
         <w:tc>
-          <w:tcPr>
-            <w:tcMar>
-              <w:top w:w="60" w:type="dxa"/>
-              <w:left w:w="120" w:type="dxa"/>
-              <w:bottom w:w="60" w:type="dxa"/>
-              <w:right w:w="120" w:type="dxa"/>
-            </w:tcMar>
-          </w:tcPr>
-          <w:p>
-            <w:pPr>
-              <w:pStyle w:val="Compact"/>
-              <w:wordWrap w:val="1"/>
+          <w:tcPr/>
+          <w:p>
+            <w:pPr>
+              <w:pStyle w:val="Compact"/>
             </w:pPr>
             <w:r>
               <w:t xml:space="preserve">RCCA</w:t>
@@ -2009,18 +1960,10 @@
           </w:p>
         </w:tc>
         <w:tc>
-          <w:tcPr>
-            <w:tcMar>
-              <w:top w:w="60" w:type="dxa"/>
-              <w:left w:w="120" w:type="dxa"/>
-              <w:bottom w:w="60" w:type="dxa"/>
-              <w:right w:w="120" w:type="dxa"/>
-            </w:tcMar>
-          </w:tcPr>
-          <w:p>
-            <w:pPr>
-              <w:pStyle w:val="Compact"/>
-              <w:wordWrap w:val="1"/>
+          <w:tcPr/>
+          <w:p>
+            <w:pPr>
+              <w:pStyle w:val="Compact"/>
             </w:pPr>
             <w:r>
               <w:t xml:space="preserve">Root Cause and Corrective Action — 근본 원인 분석 및 시정조치</w:t>
@@ -2064,7 +2007,7 @@
         </w:trPr>
         <w:tc>
           <w:tcPr>
-            <w:tcW w:w="2460" w:type="dxa"/>
+            <w:tcW w:w="3000" w:type="dxa"/>
             <w:tcMar>
               <w:top w:w="60" w:type="dxa"/>
               <w:left w:w="120" w:type="dxa"/>
@@ -2085,7 +2028,7 @@
         </w:tc>
         <w:tc>
           <w:tcPr>
-            <w:tcW w:w="6328" w:type="dxa"/>
+            <w:tcW w:w="5788" w:type="dxa"/>
             <w:tcMar>
               <w:top w:w="60" w:type="dxa"/>
               <w:left w:w="120" w:type="dxa"/>
@@ -2107,9 +2050,7 @@
       </w:tr>
       <w:tr>
         <w:tc>
-          <w:tcPr>
-            <w:tcW w:w="2460" w:type="dxa"/>
-          </w:tcPr>
+          <w:tcPr/>
           <w:p>
             <w:pPr>
               <w:pStyle w:val="Compact"/>
@@ -2125,7 +2066,7 @@
         </w:tc>
         <w:tc>
           <w:tcPr>
-            <w:tcW w:w="6328" w:type="dxa"/>
+            <w:tcW w:w="5788" w:type="dxa"/>
             <w:tcMar>
               <w:top w:w="60" w:type="dxa"/>
               <w:left w:w="120" w:type="dxa"/>
@@ -2162,6 +2103,7 @@
         </w:tc>
         <w:tc>
           <w:tcPr>
+            <w:tcW w:w="5788" w:type="dxa"/>
             <w:tcMar>
               <w:top w:w="60" w:type="dxa"/>
               <w:left w:w="120" w:type="dxa"/>
@@ -2197,9 +2139,7 @@
           </w:p>
         </w:tc>
         <w:tc>
-          <w:tcPr>
-            <w:tcW w:w="6328" w:type="dxa"/>
-          </w:tcPr>
+          <w:tcPr/>
           <w:p>
             <w:pPr>
               <w:pStyle w:val="Compact"/>
@@ -2212,19 +2152,10 @@
       </w:tr>
       <w:tr>
         <w:tc>
-          <w:tcPr>
-            <w:tcW w:w="2460" w:type="dxa"/>
-            <w:tcMar>
-              <w:top w:w="60" w:type="dxa"/>
-              <w:left w:w="120" w:type="dxa"/>
-              <w:bottom w:w="60" w:type="dxa"/>
-              <w:right w:w="120" w:type="dxa"/>
-            </w:tcMar>
-          </w:tcPr>
-          <w:p>
-            <w:pPr>
-              <w:pStyle w:val="Compact"/>
-              <w:wordWrap w:val="1"/>
+          <w:tcPr/>
+          <w:p>
+            <w:pPr>
+              <w:pStyle w:val="Compact"/>
             </w:pPr>
             <w:r>
               <w:rPr>
@@ -2236,10 +2167,19 @@
           </w:p>
         </w:tc>
         <w:tc>
-          <w:tcPr/>
-          <w:p>
-            <w:pPr>
-              <w:pStyle w:val="Compact"/>
+          <w:tcPr>
+            <w:tcW w:w="5788" w:type="dxa"/>
+            <w:tcMar>
+              <w:top w:w="60" w:type="dxa"/>
+              <w:left w:w="120" w:type="dxa"/>
+              <w:bottom w:w="60" w:type="dxa"/>
+              <w:right w:w="120" w:type="dxa"/>
+            </w:tcMar>
+          </w:tcPr>
+          <w:p>
+            <w:pPr>
+              <w:pStyle w:val="Compact"/>
+              <w:wordWrap w:val="1"/>
             </w:pPr>
             <w:r>
               <w:t xml:space="preserve">봉쇄 조치 실행; 근본 원인 분석 주관; 시정조치 계획 수립 및 실행; 완료 보고</w:t>
@@ -2277,18 +2217,10 @@
       </w:tr>
       <w:tr>
         <w:tc>
-          <w:tcPr>
-            <w:tcMar>
-              <w:top w:w="60" w:type="dxa"/>
-              <w:left w:w="120" w:type="dxa"/>
-              <w:bottom w:w="60" w:type="dxa"/>
-              <w:right w:w="120" w:type="dxa"/>
-            </w:tcMar>
-          </w:tcPr>
-          <w:p>
-            <w:pPr>
-              <w:pStyle w:val="Compact"/>
-              <w:wordWrap w:val="1"/>
+          <w:tcPr/>
+          <w:p>
+            <w:pPr>
+              <w:pStyle w:val="Compact"/>
             </w:pPr>
             <w:r>
               <w:rPr>
@@ -2300,18 +2232,10 @@
           </w:p>
         </w:tc>
         <w:tc>
-          <w:tcPr>
-            <w:tcMar>
-              <w:top w:w="60" w:type="dxa"/>
-              <w:left w:w="120" w:type="dxa"/>
-              <w:bottom w:w="60" w:type="dxa"/>
-              <w:right w:w="120" w:type="dxa"/>
-            </w:tcMar>
-          </w:tcPr>
-          <w:p>
-            <w:pPr>
-              <w:pStyle w:val="Compact"/>
-              <w:wordWrap w:val="1"/>
+          <w:tcPr/>
+          <w:p>
+            <w:pPr>
+              <w:pStyle w:val="Compact"/>
             </w:pPr>
             <w:r>
               <w:t xml:space="preserve">부적합 발견 시 즉시 보고; 시정조치 협조</w:t>
@@ -2339,134 +2263,218 @@
         <w:t xml:space="preserve">6.1 부적합 발견 및 보고</w:t>
       </w:r>
     </w:p>
-    <w:p>
-      <w:pPr>
-        <w:pStyle w:val="SourceCode"/>
-      </w:pPr>
-      <w:r>
-        <w:rPr>
-          <w:rStyle w:val="VerbatimChar"/>
-        </w:rPr>
-        <w:t xml:space="preserve">부적합 발견</w:t>
-      </w:r>
-      <w:r>
-        <w:br/>
-      </w:r>
-      <w:r>
-        <w:rPr>
-          <w:rStyle w:val="VerbatimChar"/>
-        </w:rPr>
-        <w:t xml:space="preserve">    │</w:t>
-      </w:r>
-      <w:r>
-        <w:br/>
-      </w:r>
-      <w:r>
-        <w:rPr>
-          <w:rStyle w:val="VerbatimChar"/>
-        </w:rPr>
-        <w:t xml:space="preserve">    ▼</w:t>
-      </w:r>
-      <w:r>
-        <w:br/>
-      </w:r>
-      <w:r>
-        <w:rPr>
-          <w:rStyle w:val="VerbatimChar"/>
-        </w:rPr>
-        <w:t xml:space="preserve">① 즉시 보고 ──→ 구두 보고 + 부적합 보고서 작성</w:t>
-      </w:r>
-      <w:r>
-        <w:br/>
-      </w:r>
-      <w:r>
-        <w:rPr>
-          <w:rStyle w:val="VerbatimChar"/>
-        </w:rPr>
-        <w:t xml:space="preserve">    │              (제품 부적합: QP-818 연계)</w:t>
-      </w:r>
-      <w:r>
-        <w:br/>
-      </w:r>
-      <w:r>
-        <w:rPr>
-          <w:rStyle w:val="VerbatimChar"/>
-        </w:rPr>
-        <w:t xml:space="preserve">    ▼</w:t>
-      </w:r>
-      <w:r>
-        <w:br/>
-      </w:r>
-      <w:r>
-        <w:rPr>
-          <w:rStyle w:val="VerbatimChar"/>
-        </w:rPr>
-        <w:t xml:space="preserve">② 봉쇄 조치 ──→ 부적합 제품 격리/표식</w:t>
-      </w:r>
-      <w:r>
-        <w:br/>
-      </w:r>
-      <w:r>
-        <w:rPr>
-          <w:rStyle w:val="VerbatimChar"/>
-        </w:rPr>
-        <w:t xml:space="preserve">    │              영향 범위 파악 (재공품, 재고, 출하품)</w:t>
-      </w:r>
-      <w:r>
-        <w:br/>
-      </w:r>
-      <w:r>
-        <w:rPr>
-          <w:rStyle w:val="VerbatimChar"/>
-        </w:rPr>
-        <w:t xml:space="preserve">    ▼</w:t>
-      </w:r>
-      <w:r>
-        <w:br/>
-      </w:r>
-      <w:r>
-        <w:rPr>
-          <w:rStyle w:val="VerbatimChar"/>
-        </w:rPr>
-        <w:t xml:space="preserve">③ CAR 발행 여부 판단 ──→ 6.2 CAR 발행 기준 참조</w:t>
-      </w:r>
-      <w:r>
-        <w:br/>
-      </w:r>
-      <w:r>
-        <w:rPr>
-          <w:rStyle w:val="VerbatimChar"/>
-        </w:rPr>
-        <w:t xml:space="preserve">    │</w:t>
-      </w:r>
-      <w:r>
-        <w:br/>
-      </w:r>
-      <w:r>
-        <w:rPr>
-          <w:rStyle w:val="VerbatimChar"/>
-        </w:rPr>
-        <w:t xml:space="preserve">    ├── CAR 필요 → 7절 시정조치 프로세스</w:t>
-      </w:r>
-      <w:r>
-        <w:br/>
-      </w:r>
-      <w:r>
-        <w:rPr>
-          <w:rStyle w:val="VerbatimChar"/>
-        </w:rPr>
-        <w:t xml:space="preserve">    │</w:t>
-      </w:r>
-      <w:r>
-        <w:br/>
-      </w:r>
-      <w:r>
-        <w:rPr>
-          <w:rStyle w:val="VerbatimChar"/>
-        </w:rPr>
-        <w:t xml:space="preserve">    └── CAR 불필요 → 시정(Correction)만 실시 후 기록</w:t>
-      </w:r>
-    </w:p>
+    <w:tbl>
+      <w:tblPr>
+        <w:tblLook w:firstColumn="1" w:firstRow="1" w:lastColumn="0" w:lastRow="0" w:noHBand="0" w:noVBand="1" w:val="04A0"/>
+        <w:tblW w:w="8788" w:type="dxa"/>
+        <w:tblBorders>
+          <w:top w:val="single" w:sz="4" w:color="2E74B5" w:space="0"/>
+          <w:left w:val="single" w:sz="4" w:color="2E74B5" w:space="0"/>
+          <w:bottom w:val="single" w:sz="4" w:color="2E74B5" w:space="0"/>
+          <w:right w:val="single" w:sz="4" w:color="2E74B5" w:space="0"/>
+          <w:insideH w:val="single" w:sz="4" w:color="BDD7EE" w:space="0"/>
+          <w:insideV w:val="single" w:sz="2" w:color="D9D9D9" w:space="0"/>
+        </w:tblBorders>
+      </w:tblPr>
+      <w:tblGrid>
+        <w:gridCol w:w="8788"/>
+      </w:tblGrid>
+      <w:tr>
+        <w:tc>
+          <w:tcPr>
+            <w:tcW w:w="8788" w:type="dxa"/>
+            <w:tcMar>
+              <w:top w:w="80" w:type="dxa"/>
+              <w:left w:w="140" w:type="dxa"/>
+              <w:bottom w:w="80" w:type="dxa"/>
+              <w:right w:w="140" w:type="dxa"/>
+            </w:tcMar>
+          </w:tcPr>
+          <w:p>
+            <w:pPr>
+              <w:spacing w:before="0" w:after="0" w:line="240" w:lineRule="auto"/>
+            </w:pPr>
+            <w:r>
+              <w:rPr>
+                <w:rFonts w:ascii="Courier New" w:hAnsi="Courier New" w:eastAsia="NanumGothicCoding"/>
+                <w:sz w:val="18"/>
+                <w:szCs w:val="18"/>
+              </w:rPr>
+              <w:t xml:space="preserve">부적합 발견</w:t>
+            </w:r>
+          </w:p>
+          <w:p>
+            <w:pPr>
+              <w:spacing w:before="0" w:after="0" w:line="240" w:lineRule="auto"/>
+            </w:pPr>
+            <w:r>
+              <w:rPr>
+                <w:rFonts w:ascii="Courier New" w:hAnsi="Courier New" w:eastAsia="NanumGothicCoding"/>
+                <w:sz w:val="18"/>
+                <w:szCs w:val="18"/>
+              </w:rPr>
+              <w:t xml:space="preserve">    │</w:t>
+            </w:r>
+          </w:p>
+          <w:p>
+            <w:pPr>
+              <w:spacing w:before="0" w:after="0" w:line="240" w:lineRule="auto"/>
+            </w:pPr>
+            <w:r>
+              <w:rPr>
+                <w:rFonts w:ascii="Courier New" w:hAnsi="Courier New" w:eastAsia="NanumGothicCoding"/>
+                <w:sz w:val="18"/>
+                <w:szCs w:val="18"/>
+              </w:rPr>
+              <w:t xml:space="preserve">    ▼</w:t>
+            </w:r>
+          </w:p>
+          <w:p>
+            <w:pPr>
+              <w:spacing w:before="0" w:after="0" w:line="240" w:lineRule="auto"/>
+            </w:pPr>
+            <w:r>
+              <w:rPr>
+                <w:rFonts w:ascii="Courier New" w:hAnsi="Courier New" w:eastAsia="NanumGothicCoding"/>
+                <w:sz w:val="18"/>
+                <w:szCs w:val="18"/>
+              </w:rPr>
+              <w:t xml:space="preserve">① 즉시 보고 ──→ 구두 보고 + 부적합 보고서 작성</w:t>
+            </w:r>
+          </w:p>
+          <w:p>
+            <w:pPr>
+              <w:spacing w:before="0" w:after="0" w:line="240" w:lineRule="auto"/>
+            </w:pPr>
+            <w:r>
+              <w:rPr>
+                <w:rFonts w:ascii="Courier New" w:hAnsi="Courier New" w:eastAsia="NanumGothicCoding"/>
+                <w:sz w:val="18"/>
+                <w:szCs w:val="18"/>
+              </w:rPr>
+              <w:t xml:space="preserve">    │              (제품 부적합: QP-818 연계)</w:t>
+            </w:r>
+          </w:p>
+          <w:p>
+            <w:pPr>
+              <w:spacing w:before="0" w:after="0" w:line="240" w:lineRule="auto"/>
+            </w:pPr>
+            <w:r>
+              <w:rPr>
+                <w:rFonts w:ascii="Courier New" w:hAnsi="Courier New" w:eastAsia="NanumGothicCoding"/>
+                <w:sz w:val="18"/>
+                <w:szCs w:val="18"/>
+              </w:rPr>
+              <w:t xml:space="preserve">    ▼</w:t>
+            </w:r>
+          </w:p>
+          <w:p>
+            <w:pPr>
+              <w:spacing w:before="0" w:after="0" w:line="240" w:lineRule="auto"/>
+            </w:pPr>
+            <w:r>
+              <w:rPr>
+                <w:rFonts w:ascii="Courier New" w:hAnsi="Courier New" w:eastAsia="NanumGothicCoding"/>
+                <w:sz w:val="18"/>
+                <w:szCs w:val="18"/>
+              </w:rPr>
+              <w:t xml:space="preserve">② 봉쇄 조치 ──→ 부적합 제품 격리/표식</w:t>
+            </w:r>
+          </w:p>
+          <w:p>
+            <w:pPr>
+              <w:spacing w:before="0" w:after="0" w:line="240" w:lineRule="auto"/>
+            </w:pPr>
+            <w:r>
+              <w:rPr>
+                <w:rFonts w:ascii="Courier New" w:hAnsi="Courier New" w:eastAsia="NanumGothicCoding"/>
+                <w:sz w:val="18"/>
+                <w:szCs w:val="18"/>
+              </w:rPr>
+              <w:t xml:space="preserve">    │              영향 범위 파악 (재공품, 재고, 출하품)</w:t>
+            </w:r>
+          </w:p>
+          <w:p>
+            <w:pPr>
+              <w:spacing w:before="0" w:after="0" w:line="240" w:lineRule="auto"/>
+            </w:pPr>
+            <w:r>
+              <w:rPr>
+                <w:rFonts w:ascii="Courier New" w:hAnsi="Courier New" w:eastAsia="NanumGothicCoding"/>
+                <w:sz w:val="18"/>
+                <w:szCs w:val="18"/>
+              </w:rPr>
+              <w:t xml:space="preserve">    ▼</w:t>
+            </w:r>
+          </w:p>
+          <w:p>
+            <w:pPr>
+              <w:spacing w:before="0" w:after="0" w:line="240" w:lineRule="auto"/>
+            </w:pPr>
+            <w:r>
+              <w:rPr>
+                <w:rFonts w:ascii="Courier New" w:hAnsi="Courier New" w:eastAsia="NanumGothicCoding"/>
+                <w:sz w:val="18"/>
+                <w:szCs w:val="18"/>
+              </w:rPr>
+              <w:t xml:space="preserve">③ CAR 발행 여부 판단 ──→ 6.2 CAR 발행 기준 참조</w:t>
+            </w:r>
+          </w:p>
+          <w:p>
+            <w:pPr>
+              <w:spacing w:before="0" w:after="0" w:line="240" w:lineRule="auto"/>
+            </w:pPr>
+            <w:r>
+              <w:rPr>
+                <w:rFonts w:ascii="Courier New" w:hAnsi="Courier New" w:eastAsia="NanumGothicCoding"/>
+                <w:sz w:val="18"/>
+                <w:szCs w:val="18"/>
+              </w:rPr>
+              <w:t xml:space="preserve">    │</w:t>
+            </w:r>
+          </w:p>
+          <w:p>
+            <w:pPr>
+              <w:spacing w:before="0" w:after="0" w:line="240" w:lineRule="auto"/>
+            </w:pPr>
+            <w:r>
+              <w:rPr>
+                <w:rFonts w:ascii="Courier New" w:hAnsi="Courier New" w:eastAsia="NanumGothicCoding"/>
+                <w:sz w:val="18"/>
+                <w:szCs w:val="18"/>
+              </w:rPr>
+              <w:t xml:space="preserve">    ├── CAR 필요 → 7절 시정조치 프로세스</w:t>
+            </w:r>
+          </w:p>
+          <w:p>
+            <w:pPr>
+              <w:spacing w:before="0" w:after="0" w:line="240" w:lineRule="auto"/>
+            </w:pPr>
+            <w:r>
+              <w:rPr>
+                <w:rFonts w:ascii="Courier New" w:hAnsi="Courier New" w:eastAsia="NanumGothicCoding"/>
+                <w:sz w:val="18"/>
+                <w:szCs w:val="18"/>
+              </w:rPr>
+              <w:t xml:space="preserve">    │</w:t>
+            </w:r>
+          </w:p>
+          <w:p>
+            <w:pPr>
+              <w:spacing w:before="0" w:after="0" w:line="240" w:lineRule="auto"/>
+            </w:pPr>
+            <w:r>
+              <w:rPr>
+                <w:rFonts w:ascii="Courier New" w:hAnsi="Courier New" w:eastAsia="NanumGothicCoding"/>
+                <w:sz w:val="18"/>
+                <w:szCs w:val="18"/>
+              </w:rPr>
+              <w:t xml:space="preserve">    └── CAR 불필요 → 시정(Correction)만 실시 후 기록</w:t>
+            </w:r>
+          </w:p>
+        </w:tc>
+      </w:tr>
+    </w:tbl>
     <w:bookmarkEnd w:id="19"/>
     <w:bookmarkStart w:id="20" w:name="car-발행-기준"/>
     <w:p>
@@ -2501,7 +2509,7 @@
         </w:trPr>
         <w:tc>
           <w:tcPr>
-            <w:tcW w:w="2460" w:type="dxa"/>
+            <w:tcW w:w="3000" w:type="dxa"/>
             <w:tcMar>
               <w:top w:w="60" w:type="dxa"/>
               <w:left w:w="120" w:type="dxa"/>
@@ -2522,7 +2530,7 @@
         </w:tc>
         <w:tc>
           <w:tcPr>
-            <w:tcW w:w="6328" w:type="dxa"/>
+            <w:tcW w:w="5788" w:type="dxa"/>
             <w:tcMar>
               <w:top w:w="60" w:type="dxa"/>
               <w:left w:w="120" w:type="dxa"/>
@@ -2544,9 +2552,7 @@
       </w:tr>
       <w:tr>
         <w:tc>
-          <w:tcPr>
-            <w:tcW w:w="2460" w:type="dxa"/>
-          </w:tcPr>
+          <w:tcPr/>
           <w:p>
             <w:pPr>
               <w:pStyle w:val="Compact"/>
@@ -2558,7 +2564,7 @@
         </w:tc>
         <w:tc>
           <w:tcPr>
-            <w:tcW w:w="6328" w:type="dxa"/>
+            <w:tcW w:w="5788" w:type="dxa"/>
             <w:tcMar>
               <w:top w:w="60" w:type="dxa"/>
               <w:left w:w="120" w:type="dxa"/>
@@ -2591,6 +2597,7 @@
         </w:tc>
         <w:tc>
           <w:tcPr>
+            <w:tcW w:w="5788" w:type="dxa"/>
             <w:tcMar>
               <w:top w:w="60" w:type="dxa"/>
               <w:left w:w="120" w:type="dxa"/>
@@ -2622,9 +2629,7 @@
           </w:p>
         </w:tc>
         <w:tc>
-          <w:tcPr>
-            <w:tcW w:w="6328" w:type="dxa"/>
-          </w:tcPr>
+          <w:tcPr/>
           <w:p>
             <w:pPr>
               <w:pStyle w:val="Compact"/>
@@ -2637,9 +2642,7 @@
       </w:tr>
       <w:tr>
         <w:tc>
-          <w:tcPr>
-            <w:tcW w:w="2460" w:type="dxa"/>
-          </w:tcPr>
+          <w:tcPr/>
           <w:p>
             <w:pPr>
               <w:pStyle w:val="Compact"/>
@@ -2650,10 +2653,19 @@
           </w:p>
         </w:tc>
         <w:tc>
-          <w:tcPr/>
-          <w:p>
-            <w:pPr>
-              <w:pStyle w:val="Compact"/>
+          <w:tcPr>
+            <w:tcW w:w="5788" w:type="dxa"/>
+            <w:tcMar>
+              <w:top w:w="60" w:type="dxa"/>
+              <w:left w:w="120" w:type="dxa"/>
+              <w:bottom w:w="60" w:type="dxa"/>
+              <w:right w:w="120" w:type="dxa"/>
+            </w:tcMar>
+          </w:tcPr>
+          <w:p>
+            <w:pPr>
+              <w:pStyle w:val="Compact"/>
+              <w:wordWrap w:val="1"/>
             </w:pPr>
             <w:r>
               <w:t xml:space="preserve">OFI (관찰사항)</w:t>
@@ -2705,19 +2717,10 @@
       </w:tr>
       <w:tr>
         <w:tc>
-          <w:tcPr>
-            <w:tcW w:w="2460" w:type="dxa"/>
-            <w:tcMar>
-              <w:top w:w="60" w:type="dxa"/>
-              <w:left w:w="120" w:type="dxa"/>
-              <w:bottom w:w="60" w:type="dxa"/>
-              <w:right w:w="120" w:type="dxa"/>
-            </w:tcMar>
-          </w:tcPr>
-          <w:p>
-            <w:pPr>
-              <w:pStyle w:val="Compact"/>
-              <w:wordWrap w:val="1"/>
+          <w:tcPr/>
+          <w:p>
+            <w:pPr>
+              <w:pStyle w:val="Compact"/>
             </w:pPr>
             <w:r>
               <w:t xml:space="preserve">위조 부품 의심/발견</w:t>
@@ -2725,19 +2728,10 @@
           </w:p>
         </w:tc>
         <w:tc>
-          <w:tcPr>
-            <w:tcW w:w="6328" w:type="dxa"/>
-            <w:tcMar>
-              <w:top w:w="60" w:type="dxa"/>
-              <w:left w:w="120" w:type="dxa"/>
-              <w:bottom w:w="60" w:type="dxa"/>
-              <w:right w:w="120" w:type="dxa"/>
-            </w:tcMar>
-          </w:tcPr>
-          <w:p>
-            <w:pPr>
-              <w:pStyle w:val="Compact"/>
-              <w:wordWrap w:val="1"/>
+          <w:tcPr/>
+          <w:p>
+            <w:pPr>
+              <w:pStyle w:val="Compact"/>
             </w:pPr>
           </w:p>
         </w:tc>
@@ -3031,260 +3025,400 @@
         <w:t xml:space="preserve">7.1 CAR 프로세스 흐름</w:t>
       </w:r>
     </w:p>
-    <w:p>
-      <w:pPr>
-        <w:pStyle w:val="SourceCode"/>
-      </w:pPr>
-      <w:r>
-        <w:rPr>
-          <w:rStyle w:val="VerbatimChar"/>
-        </w:rPr>
-        <w:t xml:space="preserve">┌──────────────┐     ┌──────────────┐     ┌──────────────┐</w:t>
-      </w:r>
-      <w:r>
-        <w:br/>
-      </w:r>
-      <w:r>
-        <w:rPr>
-          <w:rStyle w:val="VerbatimChar"/>
-        </w:rPr>
-        <w:t xml:space="preserve">│  1. 부적합    │     │  2. CAR 발행 │     │  3. 봉쇄 조치│</w:t>
-      </w:r>
-      <w:r>
-        <w:br/>
-      </w:r>
-      <w:r>
-        <w:rPr>
-          <w:rStyle w:val="VerbatimChar"/>
-        </w:rPr>
-        <w:t xml:space="preserve">│  발견/보고    │────→│  (품질팀)    │────→│  (담당 부서) │</w:t>
-      </w:r>
-      <w:r>
-        <w:br/>
-      </w:r>
-      <w:r>
-        <w:rPr>
-          <w:rStyle w:val="VerbatimChar"/>
-        </w:rPr>
-        <w:t xml:space="preserve">└──────────────┘     └──────────────┘     └──────────────┘</w:t>
-      </w:r>
-      <w:r>
-        <w:br/>
-      </w:r>
-      <w:r>
-        <w:rPr>
-          <w:rStyle w:val="VerbatimChar"/>
-        </w:rPr>
-        <w:t xml:space="preserve">                                                │</w:t>
-      </w:r>
-      <w:r>
-        <w:br/>
-      </w:r>
-      <w:r>
-        <w:rPr>
-          <w:rStyle w:val="VerbatimChar"/>
-        </w:rPr>
-        <w:t xml:space="preserve">                         ┌──────────────────────┘</w:t>
-      </w:r>
-      <w:r>
-        <w:br/>
-      </w:r>
-      <w:r>
-        <w:rPr>
-          <w:rStyle w:val="VerbatimChar"/>
-        </w:rPr>
-        <w:t xml:space="preserve">                         ▼</w:t>
-      </w:r>
-      <w:r>
-        <w:br/>
-      </w:r>
-      <w:r>
-        <w:rPr>
-          <w:rStyle w:val="VerbatimChar"/>
-        </w:rPr>
-        <w:t xml:space="preserve">                  ┌──────────────┐</w:t>
-      </w:r>
-      <w:r>
-        <w:br/>
-      </w:r>
-      <w:r>
-        <w:rPr>
-          <w:rStyle w:val="VerbatimChar"/>
-        </w:rPr>
-        <w:t xml:space="preserve">                  │  4. 근본 원인 │</w:t>
-      </w:r>
-      <w:r>
-        <w:br/>
-      </w:r>
-      <w:r>
-        <w:rPr>
-          <w:rStyle w:val="VerbatimChar"/>
-        </w:rPr>
-        <w:t xml:space="preserve">                  │  분석 (RCA)   │</w:t>
-      </w:r>
-      <w:r>
-        <w:br/>
-      </w:r>
-      <w:r>
-        <w:rPr>
-          <w:rStyle w:val="VerbatimChar"/>
-        </w:rPr>
-        <w:t xml:space="preserve">                  └──────────────┘</w:t>
-      </w:r>
-      <w:r>
-        <w:br/>
-      </w:r>
-      <w:r>
-        <w:rPr>
-          <w:rStyle w:val="VerbatimChar"/>
-        </w:rPr>
-        <w:t xml:space="preserve">                         │</w:t>
-      </w:r>
-      <w:r>
-        <w:br/>
-      </w:r>
-      <w:r>
-        <w:rPr>
-          <w:rStyle w:val="VerbatimChar"/>
-        </w:rPr>
-        <w:t xml:space="preserve">                         ▼</w:t>
-      </w:r>
-      <w:r>
-        <w:br/>
-      </w:r>
-      <w:r>
-        <w:rPr>
-          <w:rStyle w:val="VerbatimChar"/>
-        </w:rPr>
-        <w:t xml:space="preserve">                  ┌──────────────┐     ┌──────────────┐</w:t>
-      </w:r>
-      <w:r>
-        <w:br/>
-      </w:r>
-      <w:r>
-        <w:rPr>
-          <w:rStyle w:val="VerbatimChar"/>
-        </w:rPr>
-        <w:t xml:space="preserve">                  │  5. 시정조치  │────→│  6. 시정조치  │</w:t>
-      </w:r>
-      <w:r>
-        <w:br/>
-      </w:r>
-      <w:r>
-        <w:rPr>
-          <w:rStyle w:val="VerbatimChar"/>
-        </w:rPr>
-        <w:t xml:space="preserve">                  │  계획 수립    │     │  실행         │</w:t>
-      </w:r>
-      <w:r>
-        <w:br/>
-      </w:r>
-      <w:r>
-        <w:rPr>
-          <w:rStyle w:val="VerbatimChar"/>
-        </w:rPr>
-        <w:t xml:space="preserve">                  └──────────────┘     └──────────────┘</w:t>
-      </w:r>
-      <w:r>
-        <w:br/>
-      </w:r>
-      <w:r>
-        <w:rPr>
-          <w:rStyle w:val="VerbatimChar"/>
-        </w:rPr>
-        <w:t xml:space="preserve">                                              │</w:t>
-      </w:r>
-      <w:r>
-        <w:br/>
-      </w:r>
-      <w:r>
-        <w:rPr>
-          <w:rStyle w:val="VerbatimChar"/>
-        </w:rPr>
-        <w:t xml:space="preserve">                                              ▼</w:t>
-      </w:r>
-      <w:r>
-        <w:br/>
-      </w:r>
-      <w:r>
-        <w:rPr>
-          <w:rStyle w:val="VerbatimChar"/>
-        </w:rPr>
-        <w:t xml:space="preserve">                                       ┌──────────────┐</w:t>
-      </w:r>
-      <w:r>
-        <w:br/>
-      </w:r>
-      <w:r>
-        <w:rPr>
-          <w:rStyle w:val="VerbatimChar"/>
-        </w:rPr>
-        <w:t xml:space="preserve">                                       │  7. 유효성   │</w:t>
-      </w:r>
-      <w:r>
-        <w:br/>
-      </w:r>
-      <w:r>
-        <w:rPr>
-          <w:rStyle w:val="VerbatimChar"/>
-        </w:rPr>
-        <w:t xml:space="preserve">                                       │  확인        │</w:t>
-      </w:r>
-      <w:r>
-        <w:br/>
-      </w:r>
-      <w:r>
-        <w:rPr>
-          <w:rStyle w:val="VerbatimChar"/>
-        </w:rPr>
-        <w:t xml:space="preserve">                                       └──────────────┘</w:t>
-      </w:r>
-      <w:r>
-        <w:br/>
-      </w:r>
-      <w:r>
-        <w:rPr>
-          <w:rStyle w:val="VerbatimChar"/>
-        </w:rPr>
-        <w:t xml:space="preserve">                                              │</w:t>
-      </w:r>
-      <w:r>
-        <w:br/>
-      </w:r>
-      <w:r>
-        <w:rPr>
-          <w:rStyle w:val="VerbatimChar"/>
-        </w:rPr>
-        <w:t xml:space="preserve">                                              ▼</w:t>
-      </w:r>
-      <w:r>
-        <w:br/>
-      </w:r>
-      <w:r>
-        <w:rPr>
-          <w:rStyle w:val="VerbatimChar"/>
-        </w:rPr>
-        <w:t xml:space="preserve">                                       ┌──────────────┐</w:t>
-      </w:r>
-      <w:r>
-        <w:br/>
-      </w:r>
-      <w:r>
-        <w:rPr>
-          <w:rStyle w:val="VerbatimChar"/>
-        </w:rPr>
-        <w:t xml:space="preserve">                                       │  8. CAR 종결 │</w:t>
-      </w:r>
-      <w:r>
-        <w:br/>
-      </w:r>
-      <w:r>
-        <w:rPr>
-          <w:rStyle w:val="VerbatimChar"/>
-        </w:rPr>
-        <w:t xml:space="preserve">                                       └──────────────┘</w:t>
-      </w:r>
-    </w:p>
+    <w:tbl>
+      <w:tblPr>
+        <w:tblLook w:firstColumn="1" w:firstRow="1" w:lastColumn="0" w:lastRow="0" w:noHBand="0" w:noVBand="1" w:val="04A0"/>
+        <w:tblW w:w="8788" w:type="dxa"/>
+        <w:tblBorders>
+          <w:top w:val="single" w:sz="4" w:color="2E74B5" w:space="0"/>
+          <w:left w:val="single" w:sz="4" w:color="2E74B5" w:space="0"/>
+          <w:bottom w:val="single" w:sz="4" w:color="2E74B5" w:space="0"/>
+          <w:right w:val="single" w:sz="4" w:color="2E74B5" w:space="0"/>
+          <w:insideH w:val="single" w:sz="4" w:color="BDD7EE" w:space="0"/>
+          <w:insideV w:val="single" w:sz="2" w:color="D9D9D9" w:space="0"/>
+        </w:tblBorders>
+      </w:tblPr>
+      <w:tblGrid>
+        <w:gridCol w:w="8788"/>
+      </w:tblGrid>
+      <w:tr>
+        <w:tc>
+          <w:tcPr>
+            <w:tcW w:w="8788" w:type="dxa"/>
+            <w:tcMar>
+              <w:top w:w="80" w:type="dxa"/>
+              <w:left w:w="140" w:type="dxa"/>
+              <w:bottom w:w="80" w:type="dxa"/>
+              <w:right w:w="140" w:type="dxa"/>
+            </w:tcMar>
+          </w:tcPr>
+          <w:p>
+            <w:pPr>
+              <w:spacing w:before="0" w:after="0" w:line="240" w:lineRule="auto"/>
+            </w:pPr>
+            <w:r>
+              <w:rPr>
+                <w:rFonts w:ascii="Courier New" w:hAnsi="Courier New" w:eastAsia="NanumGothicCoding"/>
+                <w:sz w:val="18"/>
+                <w:szCs w:val="18"/>
+              </w:rPr>
+              <w:t xml:space="preserve">┌──────────────┐     ┌──────────────┐     ┌──────────────┐</w:t>
+            </w:r>
+          </w:p>
+          <w:p>
+            <w:pPr>
+              <w:spacing w:before="0" w:after="0" w:line="240" w:lineRule="auto"/>
+            </w:pPr>
+            <w:r>
+              <w:rPr>
+                <w:rFonts w:ascii="Courier New" w:hAnsi="Courier New" w:eastAsia="NanumGothicCoding"/>
+                <w:sz w:val="18"/>
+                <w:szCs w:val="18"/>
+              </w:rPr>
+              <w:t xml:space="preserve">│  1. 부적합    │     │  2. CAR 발행 │     │  3. 봉쇄 조치│</w:t>
+            </w:r>
+          </w:p>
+          <w:p>
+            <w:pPr>
+              <w:spacing w:before="0" w:after="0" w:line="240" w:lineRule="auto"/>
+            </w:pPr>
+            <w:r>
+              <w:rPr>
+                <w:rFonts w:ascii="Courier New" w:hAnsi="Courier New" w:eastAsia="NanumGothicCoding"/>
+                <w:sz w:val="18"/>
+                <w:szCs w:val="18"/>
+              </w:rPr>
+              <w:t xml:space="preserve">│  발견/보고    │────→│  (품질팀)    │────→│  (담당 부서) │</w:t>
+            </w:r>
+          </w:p>
+          <w:p>
+            <w:pPr>
+              <w:spacing w:before="0" w:after="0" w:line="240" w:lineRule="auto"/>
+            </w:pPr>
+            <w:r>
+              <w:rPr>
+                <w:rFonts w:ascii="Courier New" w:hAnsi="Courier New" w:eastAsia="NanumGothicCoding"/>
+                <w:sz w:val="18"/>
+                <w:szCs w:val="18"/>
+              </w:rPr>
+              <w:t xml:space="preserve">└──────────────┘     └──────────────┘     └──────────────┘</w:t>
+            </w:r>
+          </w:p>
+          <w:p>
+            <w:pPr>
+              <w:spacing w:before="0" w:after="0" w:line="240" w:lineRule="auto"/>
+            </w:pPr>
+            <w:r>
+              <w:rPr>
+                <w:rFonts w:ascii="Courier New" w:hAnsi="Courier New" w:eastAsia="NanumGothicCoding"/>
+                <w:sz w:val="18"/>
+                <w:szCs w:val="18"/>
+              </w:rPr>
+              <w:t xml:space="preserve">                                                │</w:t>
+            </w:r>
+          </w:p>
+          <w:p>
+            <w:pPr>
+              <w:spacing w:before="0" w:after="0" w:line="240" w:lineRule="auto"/>
+            </w:pPr>
+            <w:r>
+              <w:rPr>
+                <w:rFonts w:ascii="Courier New" w:hAnsi="Courier New" w:eastAsia="NanumGothicCoding"/>
+                <w:sz w:val="18"/>
+                <w:szCs w:val="18"/>
+              </w:rPr>
+              <w:t xml:space="preserve">                         ┌──────────────────────┘</w:t>
+            </w:r>
+          </w:p>
+          <w:p>
+            <w:pPr>
+              <w:spacing w:before="0" w:after="0" w:line="240" w:lineRule="auto"/>
+            </w:pPr>
+            <w:r>
+              <w:rPr>
+                <w:rFonts w:ascii="Courier New" w:hAnsi="Courier New" w:eastAsia="NanumGothicCoding"/>
+                <w:sz w:val="18"/>
+                <w:szCs w:val="18"/>
+              </w:rPr>
+              <w:t xml:space="preserve">                         ▼</w:t>
+            </w:r>
+          </w:p>
+          <w:p>
+            <w:pPr>
+              <w:spacing w:before="0" w:after="0" w:line="240" w:lineRule="auto"/>
+            </w:pPr>
+            <w:r>
+              <w:rPr>
+                <w:rFonts w:ascii="Courier New" w:hAnsi="Courier New" w:eastAsia="NanumGothicCoding"/>
+                <w:sz w:val="18"/>
+                <w:szCs w:val="18"/>
+              </w:rPr>
+              <w:t xml:space="preserve">                  ┌──────────────┐</w:t>
+            </w:r>
+          </w:p>
+          <w:p>
+            <w:pPr>
+              <w:spacing w:before="0" w:after="0" w:line="240" w:lineRule="auto"/>
+            </w:pPr>
+            <w:r>
+              <w:rPr>
+                <w:rFonts w:ascii="Courier New" w:hAnsi="Courier New" w:eastAsia="NanumGothicCoding"/>
+                <w:sz w:val="18"/>
+                <w:szCs w:val="18"/>
+              </w:rPr>
+              <w:t xml:space="preserve">                  │  4. 근본 원인 │</w:t>
+            </w:r>
+          </w:p>
+          <w:p>
+            <w:pPr>
+              <w:spacing w:before="0" w:after="0" w:line="240" w:lineRule="auto"/>
+            </w:pPr>
+            <w:r>
+              <w:rPr>
+                <w:rFonts w:ascii="Courier New" w:hAnsi="Courier New" w:eastAsia="NanumGothicCoding"/>
+                <w:sz w:val="18"/>
+                <w:szCs w:val="18"/>
+              </w:rPr>
+              <w:t xml:space="preserve">                  │  분석 (RCA)   │</w:t>
+            </w:r>
+          </w:p>
+          <w:p>
+            <w:pPr>
+              <w:spacing w:before="0" w:after="0" w:line="240" w:lineRule="auto"/>
+            </w:pPr>
+            <w:r>
+              <w:rPr>
+                <w:rFonts w:ascii="Courier New" w:hAnsi="Courier New" w:eastAsia="NanumGothicCoding"/>
+                <w:sz w:val="18"/>
+                <w:szCs w:val="18"/>
+              </w:rPr>
+              <w:t xml:space="preserve">                  └──────────────┘</w:t>
+            </w:r>
+          </w:p>
+          <w:p>
+            <w:pPr>
+              <w:spacing w:before="0" w:after="0" w:line="240" w:lineRule="auto"/>
+            </w:pPr>
+            <w:r>
+              <w:rPr>
+                <w:rFonts w:ascii="Courier New" w:hAnsi="Courier New" w:eastAsia="NanumGothicCoding"/>
+                <w:sz w:val="18"/>
+                <w:szCs w:val="18"/>
+              </w:rPr>
+              <w:t xml:space="preserve">                         │</w:t>
+            </w:r>
+          </w:p>
+          <w:p>
+            <w:pPr>
+              <w:spacing w:before="0" w:after="0" w:line="240" w:lineRule="auto"/>
+            </w:pPr>
+            <w:r>
+              <w:rPr>
+                <w:rFonts w:ascii="Courier New" w:hAnsi="Courier New" w:eastAsia="NanumGothicCoding"/>
+                <w:sz w:val="18"/>
+                <w:szCs w:val="18"/>
+              </w:rPr>
+              <w:t xml:space="preserve">                         ▼</w:t>
+            </w:r>
+          </w:p>
+          <w:p>
+            <w:pPr>
+              <w:spacing w:before="0" w:after="0" w:line="240" w:lineRule="auto"/>
+            </w:pPr>
+            <w:r>
+              <w:rPr>
+                <w:rFonts w:ascii="Courier New" w:hAnsi="Courier New" w:eastAsia="NanumGothicCoding"/>
+                <w:sz w:val="18"/>
+                <w:szCs w:val="18"/>
+              </w:rPr>
+              <w:t xml:space="preserve">                  ┌──────────────┐     ┌──────────────┐</w:t>
+            </w:r>
+          </w:p>
+          <w:p>
+            <w:pPr>
+              <w:spacing w:before="0" w:after="0" w:line="240" w:lineRule="auto"/>
+            </w:pPr>
+            <w:r>
+              <w:rPr>
+                <w:rFonts w:ascii="Courier New" w:hAnsi="Courier New" w:eastAsia="NanumGothicCoding"/>
+                <w:sz w:val="18"/>
+                <w:szCs w:val="18"/>
+              </w:rPr>
+              <w:t xml:space="preserve">                  │  5. 시정조치  │────→│  6. 시정조치  │</w:t>
+            </w:r>
+          </w:p>
+          <w:p>
+            <w:pPr>
+              <w:spacing w:before="0" w:after="0" w:line="240" w:lineRule="auto"/>
+            </w:pPr>
+            <w:r>
+              <w:rPr>
+                <w:rFonts w:ascii="Courier New" w:hAnsi="Courier New" w:eastAsia="NanumGothicCoding"/>
+                <w:sz w:val="18"/>
+                <w:szCs w:val="18"/>
+              </w:rPr>
+              <w:t xml:space="preserve">                  │  계획 수립    │     │  실행         │</w:t>
+            </w:r>
+          </w:p>
+          <w:p>
+            <w:pPr>
+              <w:spacing w:before="0" w:after="0" w:line="240" w:lineRule="auto"/>
+            </w:pPr>
+            <w:r>
+              <w:rPr>
+                <w:rFonts w:ascii="Courier New" w:hAnsi="Courier New" w:eastAsia="NanumGothicCoding"/>
+                <w:sz w:val="18"/>
+                <w:szCs w:val="18"/>
+              </w:rPr>
+              <w:t xml:space="preserve">                  └──────────────┘     └──────────────┘</w:t>
+            </w:r>
+          </w:p>
+          <w:p>
+            <w:pPr>
+              <w:spacing w:before="0" w:after="0" w:line="240" w:lineRule="auto"/>
+            </w:pPr>
+            <w:r>
+              <w:rPr>
+                <w:rFonts w:ascii="Courier New" w:hAnsi="Courier New" w:eastAsia="NanumGothicCoding"/>
+                <w:sz w:val="18"/>
+                <w:szCs w:val="18"/>
+              </w:rPr>
+              <w:t xml:space="preserve">                                              │</w:t>
+            </w:r>
+          </w:p>
+          <w:p>
+            <w:pPr>
+              <w:spacing w:before="0" w:after="0" w:line="240" w:lineRule="auto"/>
+            </w:pPr>
+            <w:r>
+              <w:rPr>
+                <w:rFonts w:ascii="Courier New" w:hAnsi="Courier New" w:eastAsia="NanumGothicCoding"/>
+                <w:sz w:val="18"/>
+                <w:szCs w:val="18"/>
+              </w:rPr>
+              <w:t xml:space="preserve">                                              ▼</w:t>
+            </w:r>
+          </w:p>
+          <w:p>
+            <w:pPr>
+              <w:spacing w:before="0" w:after="0" w:line="240" w:lineRule="auto"/>
+            </w:pPr>
+            <w:r>
+              <w:rPr>
+                <w:rFonts w:ascii="Courier New" w:hAnsi="Courier New" w:eastAsia="NanumGothicCoding"/>
+                <w:sz w:val="18"/>
+                <w:szCs w:val="18"/>
+              </w:rPr>
+              <w:t xml:space="preserve">                                       ┌──────────────┐</w:t>
+            </w:r>
+          </w:p>
+          <w:p>
+            <w:pPr>
+              <w:spacing w:before="0" w:after="0" w:line="240" w:lineRule="auto"/>
+            </w:pPr>
+            <w:r>
+              <w:rPr>
+                <w:rFonts w:ascii="Courier New" w:hAnsi="Courier New" w:eastAsia="NanumGothicCoding"/>
+                <w:sz w:val="18"/>
+                <w:szCs w:val="18"/>
+              </w:rPr>
+              <w:t xml:space="preserve">                                       │  7. 유효성   │</w:t>
+            </w:r>
+          </w:p>
+          <w:p>
+            <w:pPr>
+              <w:spacing w:before="0" w:after="0" w:line="240" w:lineRule="auto"/>
+            </w:pPr>
+            <w:r>
+              <w:rPr>
+                <w:rFonts w:ascii="Courier New" w:hAnsi="Courier New" w:eastAsia="NanumGothicCoding"/>
+                <w:sz w:val="18"/>
+                <w:szCs w:val="18"/>
+              </w:rPr>
+              <w:t xml:space="preserve">                                       │  확인        │</w:t>
+            </w:r>
+          </w:p>
+          <w:p>
+            <w:pPr>
+              <w:spacing w:before="0" w:after="0" w:line="240" w:lineRule="auto"/>
+            </w:pPr>
+            <w:r>
+              <w:rPr>
+                <w:rFonts w:ascii="Courier New" w:hAnsi="Courier New" w:eastAsia="NanumGothicCoding"/>
+                <w:sz w:val="18"/>
+                <w:szCs w:val="18"/>
+              </w:rPr>
+              <w:t xml:space="preserve">                                       └──────────────┘</w:t>
+            </w:r>
+          </w:p>
+          <w:p>
+            <w:pPr>
+              <w:spacing w:before="0" w:after="0" w:line="240" w:lineRule="auto"/>
+            </w:pPr>
+            <w:r>
+              <w:rPr>
+                <w:rFonts w:ascii="Courier New" w:hAnsi="Courier New" w:eastAsia="NanumGothicCoding"/>
+                <w:sz w:val="18"/>
+                <w:szCs w:val="18"/>
+              </w:rPr>
+              <w:t xml:space="preserve">                                              │</w:t>
+            </w:r>
+          </w:p>
+          <w:p>
+            <w:pPr>
+              <w:spacing w:before="0" w:after="0" w:line="240" w:lineRule="auto"/>
+            </w:pPr>
+            <w:r>
+              <w:rPr>
+                <w:rFonts w:ascii="Courier New" w:hAnsi="Courier New" w:eastAsia="NanumGothicCoding"/>
+                <w:sz w:val="18"/>
+                <w:szCs w:val="18"/>
+              </w:rPr>
+              <w:t xml:space="preserve">                                              ▼</w:t>
+            </w:r>
+          </w:p>
+          <w:p>
+            <w:pPr>
+              <w:spacing w:before="0" w:after="0" w:line="240" w:lineRule="auto"/>
+            </w:pPr>
+            <w:r>
+              <w:rPr>
+                <w:rFonts w:ascii="Courier New" w:hAnsi="Courier New" w:eastAsia="NanumGothicCoding"/>
+                <w:sz w:val="18"/>
+                <w:szCs w:val="18"/>
+              </w:rPr>
+              <w:t xml:space="preserve">                                       ┌──────────────┐</w:t>
+            </w:r>
+          </w:p>
+          <w:p>
+            <w:pPr>
+              <w:spacing w:before="0" w:after="0" w:line="240" w:lineRule="auto"/>
+            </w:pPr>
+            <w:r>
+              <w:rPr>
+                <w:rFonts w:ascii="Courier New" w:hAnsi="Courier New" w:eastAsia="NanumGothicCoding"/>
+                <w:sz w:val="18"/>
+                <w:szCs w:val="18"/>
+              </w:rPr>
+              <w:t xml:space="preserve">                                       │  8. CAR 종결 │</w:t>
+            </w:r>
+          </w:p>
+          <w:p>
+            <w:pPr>
+              <w:spacing w:before="0" w:after="0" w:line="240" w:lineRule="auto"/>
+            </w:pPr>
+            <w:r>
+              <w:rPr>
+                <w:rFonts w:ascii="Courier New" w:hAnsi="Courier New" w:eastAsia="NanumGothicCoding"/>
+                <w:sz w:val="18"/>
+                <w:szCs w:val="18"/>
+              </w:rPr>
+              <w:t xml:space="preserve">                                       └──────────────┘</w:t>
+            </w:r>
+          </w:p>
+        </w:tc>
+      </w:tr>
+    </w:tbl>
     <w:bookmarkEnd w:id="23"/>
     <w:bookmarkStart w:id="24" w:name="car-발행"/>
     <w:p>
@@ -3327,7 +3461,7 @@
         </w:trPr>
         <w:tc>
           <w:tcPr>
-            <w:tcW w:w="2460" w:type="dxa"/>
+            <w:tcW w:w="2281" w:type="dxa"/>
             <w:tcMar>
               <w:top w:w="60" w:type="dxa"/>
               <w:left w:w="120" w:type="dxa"/>
@@ -3348,7 +3482,7 @@
         </w:tc>
         <w:tc>
           <w:tcPr>
-            <w:tcW w:w="6328" w:type="dxa"/>
+            <w:tcW w:w="6507" w:type="dxa"/>
             <w:tcMar>
               <w:top w:w="60" w:type="dxa"/>
               <w:left w:w="120" w:type="dxa"/>
@@ -3370,9 +3504,7 @@
       </w:tr>
       <w:tr>
         <w:tc>
-          <w:tcPr>
-            <w:tcW w:w="2460" w:type="dxa"/>
-          </w:tcPr>
+          <w:tcPr/>
           <w:p>
             <w:pPr>
               <w:pStyle w:val="Compact"/>
@@ -3384,7 +3516,7 @@
         </w:tc>
         <w:tc>
           <w:tcPr>
-            <w:tcW w:w="6328" w:type="dxa"/>
+            <w:tcW w:w="6507" w:type="dxa"/>
             <w:tcMar>
               <w:top w:w="60" w:type="dxa"/>
               <w:left w:w="120" w:type="dxa"/>
@@ -3417,6 +3549,7 @@
         </w:tc>
         <w:tc>
           <w:tcPr>
+            <w:tcW w:w="6507" w:type="dxa"/>
             <w:tcMar>
               <w:top w:w="60" w:type="dxa"/>
               <w:left w:w="120" w:type="dxa"/>
@@ -3448,9 +3581,7 @@
           </w:p>
         </w:tc>
         <w:tc>
-          <w:tcPr>
-            <w:tcW w:w="6328" w:type="dxa"/>
-          </w:tcPr>
+          <w:tcPr/>
           <w:p>
             <w:pPr>
               <w:pStyle w:val="Compact"/>
@@ -3463,19 +3594,10 @@
       </w:tr>
       <w:tr>
         <w:tc>
-          <w:tcPr>
-            <w:tcW w:w="2460" w:type="dxa"/>
-            <w:tcMar>
-              <w:top w:w="60" w:type="dxa"/>
-              <w:left w:w="120" w:type="dxa"/>
-              <w:bottom w:w="60" w:type="dxa"/>
-              <w:right w:w="120" w:type="dxa"/>
-            </w:tcMar>
-          </w:tcPr>
-          <w:p>
-            <w:pPr>
-              <w:pStyle w:val="Compact"/>
-              <w:wordWrap w:val="1"/>
+          <w:tcPr/>
+          <w:p>
+            <w:pPr>
+              <w:pStyle w:val="Compact"/>
             </w:pPr>
             <w:r>
               <w:t xml:space="preserve">부적합 출처</w:t>
@@ -3483,10 +3605,19 @@
           </w:p>
         </w:tc>
         <w:tc>
-          <w:tcPr/>
-          <w:p>
-            <w:pPr>
-              <w:pStyle w:val="Compact"/>
+          <w:tcPr>
+            <w:tcW w:w="6507" w:type="dxa"/>
+            <w:tcMar>
+              <w:top w:w="60" w:type="dxa"/>
+              <w:left w:w="120" w:type="dxa"/>
+              <w:bottom w:w="60" w:type="dxa"/>
+              <w:right w:w="120" w:type="dxa"/>
+            </w:tcMar>
+          </w:tcPr>
+          <w:p>
+            <w:pPr>
+              <w:pStyle w:val="Compact"/>
+              <w:wordWrap w:val="1"/>
             </w:pPr>
             <w:r>
               <w:t xml:space="preserve">내부심사/검사/고객불만/공급자 등</w:t>
@@ -3592,18 +3723,10 @@
       </w:tr>
       <w:tr>
         <w:tc>
-          <w:tcPr>
-            <w:tcMar>
-              <w:top w:w="60" w:type="dxa"/>
-              <w:left w:w="120" w:type="dxa"/>
-              <w:bottom w:w="60" w:type="dxa"/>
-              <w:right w:w="120" w:type="dxa"/>
-            </w:tcMar>
-          </w:tcPr>
-          <w:p>
-            <w:pPr>
-              <w:pStyle w:val="Compact"/>
-              <w:wordWrap w:val="1"/>
+          <w:tcPr/>
+          <w:p>
+            <w:pPr>
+              <w:pStyle w:val="Compact"/>
             </w:pPr>
             <w:r>
               <w:t xml:space="preserve">담당 부서</w:t>
@@ -3611,18 +3734,10 @@
           </w:p>
         </w:tc>
         <w:tc>
-          <w:tcPr>
-            <w:tcMar>
-              <w:top w:w="60" w:type="dxa"/>
-              <w:left w:w="120" w:type="dxa"/>
-              <w:bottom w:w="60" w:type="dxa"/>
-              <w:right w:w="120" w:type="dxa"/>
-            </w:tcMar>
-          </w:tcPr>
-          <w:p>
-            <w:pPr>
-              <w:pStyle w:val="Compact"/>
-              <w:wordWrap w:val="1"/>
+          <w:tcPr/>
+          <w:p>
+            <w:pPr>
+              <w:pStyle w:val="Compact"/>
             </w:pPr>
             <w:r>
               <w:t xml:space="preserve">시정조치 책임 부서</w:t>
@@ -3687,7 +3802,7 @@
         </w:trPr>
         <w:tc>
           <w:tcPr>
-            <w:tcW w:w="2460" w:type="dxa"/>
+            <w:tcW w:w="2216" w:type="dxa"/>
             <w:tcMar>
               <w:top w:w="60" w:type="dxa"/>
               <w:left w:w="120" w:type="dxa"/>
@@ -3708,7 +3823,7 @@
         </w:tc>
         <w:tc>
           <w:tcPr>
-            <w:tcW w:w="6328" w:type="dxa"/>
+            <w:tcW w:w="6572" w:type="dxa"/>
             <w:tcMar>
               <w:top w:w="60" w:type="dxa"/>
               <w:left w:w="120" w:type="dxa"/>
@@ -3730,9 +3845,7 @@
       </w:tr>
       <w:tr>
         <w:tc>
-          <w:tcPr>
-            <w:tcW w:w="2460" w:type="dxa"/>
-          </w:tcPr>
+          <w:tcPr/>
           <w:p>
             <w:pPr>
               <w:pStyle w:val="Compact"/>
@@ -3744,7 +3857,7 @@
         </w:tc>
         <w:tc>
           <w:tcPr>
-            <w:tcW w:w="6328" w:type="dxa"/>
+            <w:tcW w:w="6572" w:type="dxa"/>
             <w:tcMar>
               <w:top w:w="60" w:type="dxa"/>
               <w:left w:w="120" w:type="dxa"/>
@@ -3789,6 +3902,7 @@
         </w:tc>
         <w:tc>
           <w:tcPr>
+            <w:tcW w:w="6572" w:type="dxa"/>
             <w:tcMar>
               <w:top w:w="60" w:type="dxa"/>
               <w:left w:w="120" w:type="dxa"/>
@@ -3820,9 +3934,7 @@
           </w:p>
         </w:tc>
         <w:tc>
-          <w:tcPr>
-            <w:tcW w:w="6328" w:type="dxa"/>
-          </w:tcPr>
+          <w:tcPr/>
           <w:p>
             <w:pPr>
               <w:pStyle w:val="Compact"/>
@@ -3835,19 +3947,10 @@
       </w:tr>
       <w:tr>
         <w:tc>
-          <w:tcPr>
-            <w:tcW w:w="2460" w:type="dxa"/>
-            <w:tcMar>
-              <w:top w:w="60" w:type="dxa"/>
-              <w:left w:w="120" w:type="dxa"/>
-              <w:bottom w:w="60" w:type="dxa"/>
-              <w:right w:w="120" w:type="dxa"/>
-            </w:tcMar>
-          </w:tcPr>
-          <w:p>
-            <w:pPr>
-              <w:pStyle w:val="Compact"/>
-              <w:wordWrap w:val="1"/>
+          <w:tcPr/>
+          <w:p>
+            <w:pPr>
+              <w:pStyle w:val="Compact"/>
             </w:pPr>
             <w:r>
               <w:t xml:space="preserve">출하품 확인</w:t>
@@ -3855,10 +3958,19 @@
           </w:p>
         </w:tc>
         <w:tc>
-          <w:tcPr/>
-          <w:p>
-            <w:pPr>
-              <w:pStyle w:val="Compact"/>
+          <w:tcPr>
+            <w:tcW w:w="6572" w:type="dxa"/>
+            <w:tcMar>
+              <w:top w:w="60" w:type="dxa"/>
+              <w:left w:w="120" w:type="dxa"/>
+              <w:bottom w:w="60" w:type="dxa"/>
+              <w:right w:w="120" w:type="dxa"/>
+            </w:tcMar>
+          </w:tcPr>
+          <w:p>
+            <w:pPr>
+              <w:pStyle w:val="Compact"/>
+              <w:wordWrap w:val="1"/>
             </w:pPr>
             <w:r>
               <w:t xml:space="preserve">출하 완료 제품 중 영향 범위 파악 → 고객 통보 필요 여부 판단</w:t>
@@ -3868,18 +3980,10 @@
       </w:tr>
       <w:tr>
         <w:tc>
-          <w:tcPr>
-            <w:tcMar>
-              <w:top w:w="60" w:type="dxa"/>
-              <w:left w:w="120" w:type="dxa"/>
-              <w:bottom w:w="60" w:type="dxa"/>
-              <w:right w:w="120" w:type="dxa"/>
-            </w:tcMar>
-          </w:tcPr>
-          <w:p>
-            <w:pPr>
-              <w:pStyle w:val="Compact"/>
-              <w:wordWrap w:val="1"/>
+          <w:tcPr/>
+          <w:p>
+            <w:pPr>
+              <w:pStyle w:val="Compact"/>
             </w:pPr>
             <w:r>
               <w:t xml:space="preserve">공정 중단</w:t>
@@ -3887,18 +3991,10 @@
           </w:p>
         </w:tc>
         <w:tc>
-          <w:tcPr>
-            <w:tcMar>
-              <w:top w:w="60" w:type="dxa"/>
-              <w:left w:w="120" w:type="dxa"/>
-              <w:bottom w:w="60" w:type="dxa"/>
-              <w:right w:w="120" w:type="dxa"/>
-            </w:tcMar>
-          </w:tcPr>
-          <w:p>
-            <w:pPr>
-              <w:pStyle w:val="Compact"/>
-              <w:wordWrap w:val="1"/>
+          <w:tcPr/>
+          <w:p>
+            <w:pPr>
+              <w:pStyle w:val="Compact"/>
             </w:pPr>
             <w:r>
               <w:t xml:space="preserve">부적합 원인이 공정에 있는 경우 해당 공정 일시 중단</w:t>
@@ -3950,7 +4046,7 @@
         </w:trPr>
         <w:tc>
           <w:tcPr>
-            <w:tcW w:w="2460" w:type="dxa"/>
+            <w:tcW w:w="3000" w:type="dxa"/>
             <w:tcMar>
               <w:top w:w="60" w:type="dxa"/>
               <w:left w:w="120" w:type="dxa"/>
@@ -3971,7 +4067,7 @@
         </w:tc>
         <w:tc>
           <w:tcPr>
-            <w:tcW w:w="6328" w:type="dxa"/>
+            <w:tcW w:w="5788" w:type="dxa"/>
             <w:tcMar>
               <w:top w:w="60" w:type="dxa"/>
               <w:left w:w="120" w:type="dxa"/>
@@ -3993,9 +4089,7 @@
       </w:tr>
       <w:tr>
         <w:tc>
-          <w:tcPr>
-            <w:tcW w:w="2460" w:type="dxa"/>
-          </w:tcPr>
+          <w:tcPr/>
           <w:p>
             <w:pPr>
               <w:pStyle w:val="Compact"/>
@@ -4007,7 +4101,7 @@
         </w:tc>
         <w:tc>
           <w:tcPr>
-            <w:tcW w:w="6328" w:type="dxa"/>
+            <w:tcW w:w="5788" w:type="dxa"/>
             <w:tcMar>
               <w:top w:w="60" w:type="dxa"/>
               <w:left w:w="120" w:type="dxa"/>
@@ -4040,6 +4134,7 @@
         </w:tc>
         <w:tc>
           <w:tcPr>
+            <w:tcW w:w="5788" w:type="dxa"/>
             <w:tcMar>
               <w:top w:w="60" w:type="dxa"/>
               <w:left w:w="120" w:type="dxa"/>
@@ -4071,9 +4166,7 @@
           </w:p>
         </w:tc>
         <w:tc>
-          <w:tcPr>
-            <w:tcW w:w="6328" w:type="dxa"/>
-          </w:tcPr>
+          <w:tcPr/>
           <w:p>
             <w:pPr>
               <w:pStyle w:val="Compact"/>
@@ -4086,19 +4179,10 @@
       </w:tr>
       <w:tr>
         <w:tc>
-          <w:tcPr>
-            <w:tcW w:w="2460" w:type="dxa"/>
-            <w:tcMar>
-              <w:top w:w="60" w:type="dxa"/>
-              <w:left w:w="120" w:type="dxa"/>
-              <w:bottom w:w="60" w:type="dxa"/>
-              <w:right w:w="120" w:type="dxa"/>
-            </w:tcMar>
-          </w:tcPr>
-          <w:p>
-            <w:pPr>
-              <w:pStyle w:val="Compact"/>
-              <w:wordWrap w:val="1"/>
+          <w:tcPr/>
+          <w:p>
+            <w:pPr>
+              <w:pStyle w:val="Compact"/>
             </w:pPr>
             <w:r>
               <w:t xml:space="preserve">FMEA (Failure Mode &amp; Effects Analysis)</w:t>
@@ -4106,10 +4190,19 @@
           </w:p>
         </w:tc>
         <w:tc>
-          <w:tcPr/>
-          <w:p>
-            <w:pPr>
-              <w:pStyle w:val="Compact"/>
+          <w:tcPr>
+            <w:tcW w:w="5788" w:type="dxa"/>
+            <w:tcMar>
+              <w:top w:w="60" w:type="dxa"/>
+              <w:left w:w="120" w:type="dxa"/>
+              <w:bottom w:w="60" w:type="dxa"/>
+              <w:right w:w="120" w:type="dxa"/>
+            </w:tcMar>
+          </w:tcPr>
+          <w:p>
+            <w:pPr>
+              <w:pStyle w:val="Compact"/>
+              <w:wordWrap w:val="1"/>
             </w:pPr>
             <w:r>
               <w:t xml:space="preserve">공정/설계 관련 부적합</w:t>
@@ -4119,18 +4212,10 @@
       </w:tr>
       <w:tr>
         <w:tc>
-          <w:tcPr>
-            <w:tcMar>
-              <w:top w:w="60" w:type="dxa"/>
-              <w:left w:w="120" w:type="dxa"/>
-              <w:bottom w:w="60" w:type="dxa"/>
-              <w:right w:w="120" w:type="dxa"/>
-            </w:tcMar>
-          </w:tcPr>
-          <w:p>
-            <w:pPr>
-              <w:pStyle w:val="Compact"/>
-              <w:wordWrap w:val="1"/>
+          <w:tcPr/>
+          <w:p>
+            <w:pPr>
+              <w:pStyle w:val="Compact"/>
             </w:pPr>
             <w:r>
               <w:t xml:space="preserve">시계열 분석 (Timeline Analysis)</w:t>
@@ -4138,18 +4223,10 @@
           </w:p>
         </w:tc>
         <w:tc>
-          <w:tcPr>
-            <w:tcMar>
-              <w:top w:w="60" w:type="dxa"/>
-              <w:left w:w="120" w:type="dxa"/>
-              <w:bottom w:w="60" w:type="dxa"/>
-              <w:right w:w="120" w:type="dxa"/>
-            </w:tcMar>
-          </w:tcPr>
-          <w:p>
-            <w:pPr>
-              <w:pStyle w:val="Compact"/>
-              <w:wordWrap w:val="1"/>
+          <w:tcPr/>
+          <w:p>
+            <w:pPr>
+              <w:pStyle w:val="Compact"/>
             </w:pPr>
             <w:r>
               <w:t xml:space="preserve">사건 경과 파악 필요 시</w:t>
@@ -4192,7 +4269,7 @@
         </w:trPr>
         <w:tc>
           <w:tcPr>
-            <w:tcW w:w="2460" w:type="dxa"/>
+            <w:tcW w:w="3000" w:type="dxa"/>
             <w:tcMar>
               <w:top w:w="60" w:type="dxa"/>
               <w:left w:w="120" w:type="dxa"/>
@@ -4213,7 +4290,7 @@
         </w:tc>
         <w:tc>
           <w:tcPr>
-            <w:tcW w:w="6328" w:type="dxa"/>
+            <w:tcW w:w="5788" w:type="dxa"/>
             <w:tcMar>
               <w:top w:w="60" w:type="dxa"/>
               <w:left w:w="120" w:type="dxa"/>
@@ -4235,9 +4312,7 @@
       </w:tr>
       <w:tr>
         <w:tc>
-          <w:tcPr>
-            <w:tcW w:w="2460" w:type="dxa"/>
-          </w:tcPr>
+          <w:tcPr/>
           <w:p>
             <w:pPr>
               <w:pStyle w:val="Compact"/>
@@ -4249,7 +4324,7 @@
         </w:tc>
         <w:tc>
           <w:tcPr>
-            <w:tcW w:w="6328" w:type="dxa"/>
+            <w:tcW w:w="5788" w:type="dxa"/>
             <w:tcMar>
               <w:top w:w="60" w:type="dxa"/>
               <w:left w:w="120" w:type="dxa"/>
@@ -4282,6 +4357,7 @@
         </w:tc>
         <w:tc>
           <w:tcPr>
+            <w:tcW w:w="5788" w:type="dxa"/>
             <w:tcMar>
               <w:top w:w="60" w:type="dxa"/>
               <w:left w:w="120" w:type="dxa"/>
@@ -4313,9 +4389,7 @@
           </w:p>
         </w:tc>
         <w:tc>
-          <w:tcPr>
-            <w:tcW w:w="6328" w:type="dxa"/>
-          </w:tcPr>
+          <w:tcPr/>
           <w:p>
             <w:pPr>
               <w:pStyle w:val="Compact"/>
@@ -4328,19 +4402,10 @@
       </w:tr>
       <w:tr>
         <w:tc>
-          <w:tcPr>
-            <w:tcW w:w="2460" w:type="dxa"/>
-            <w:tcMar>
-              <w:top w:w="60" w:type="dxa"/>
-              <w:left w:w="120" w:type="dxa"/>
-              <w:bottom w:w="60" w:type="dxa"/>
-              <w:right w:w="120" w:type="dxa"/>
-            </w:tcMar>
-          </w:tcPr>
-          <w:p>
-            <w:pPr>
-              <w:pStyle w:val="Compact"/>
-              <w:wordWrap w:val="1"/>
+          <w:tcPr/>
+          <w:p>
+            <w:pPr>
+              <w:pStyle w:val="Compact"/>
             </w:pPr>
             <w:r>
               <w:t xml:space="preserve">방법 요인 (Method)</w:t>
@@ -4348,10 +4413,19 @@
           </w:p>
         </w:tc>
         <w:tc>
-          <w:tcPr/>
-          <w:p>
-            <w:pPr>
-              <w:pStyle w:val="Compact"/>
+          <w:tcPr>
+            <w:tcW w:w="5788" w:type="dxa"/>
+            <w:tcMar>
+              <w:top w:w="60" w:type="dxa"/>
+              <w:left w:w="120" w:type="dxa"/>
+              <w:bottom w:w="60" w:type="dxa"/>
+              <w:right w:w="120" w:type="dxa"/>
+            </w:tcMar>
+          </w:tcPr>
+          <w:p>
+            <w:pPr>
+              <w:pStyle w:val="Compact"/>
+              <w:wordWrap w:val="1"/>
             </w:pPr>
             <w:r>
               <w:t xml:space="preserve">절차 미비, 작업표준 부적합, 공정 설계 오류</w:t>
@@ -4385,18 +4459,10 @@
       </w:tr>
       <w:tr>
         <w:tc>
-          <w:tcPr>
-            <w:tcMar>
-              <w:top w:w="60" w:type="dxa"/>
-              <w:left w:w="120" w:type="dxa"/>
-              <w:bottom w:w="60" w:type="dxa"/>
-              <w:right w:w="120" w:type="dxa"/>
-            </w:tcMar>
-          </w:tcPr>
-          <w:p>
-            <w:pPr>
-              <w:pStyle w:val="Compact"/>
-              <w:wordWrap w:val="1"/>
+          <w:tcPr/>
+          <w:p>
+            <w:pPr>
+              <w:pStyle w:val="Compact"/>
             </w:pPr>
             <w:r>
               <w:t xml:space="preserve">측정 요인 (Measurement)</w:t>
@@ -4404,18 +4470,10 @@
           </w:p>
         </w:tc>
         <w:tc>
-          <w:tcPr>
-            <w:tcMar>
-              <w:top w:w="60" w:type="dxa"/>
-              <w:left w:w="120" w:type="dxa"/>
-              <w:bottom w:w="60" w:type="dxa"/>
-              <w:right w:w="120" w:type="dxa"/>
-            </w:tcMar>
-          </w:tcPr>
-          <w:p>
-            <w:pPr>
-              <w:pStyle w:val="Compact"/>
-              <w:wordWrap w:val="1"/>
+          <w:tcPr/>
+          <w:p>
+            <w:pPr>
+              <w:pStyle w:val="Compact"/>
             </w:pPr>
             <w:r>
               <w:t xml:space="preserve">측정 오류, 장비 정밀도 부족, MSA 불합격</w:t>
@@ -4546,7 +4604,7 @@
         </w:trPr>
         <w:tc>
           <w:tcPr>
-            <w:tcW w:w="2460" w:type="dxa"/>
+            <w:tcW w:w="2476" w:type="dxa"/>
             <w:tcMar>
               <w:top w:w="60" w:type="dxa"/>
               <w:left w:w="120" w:type="dxa"/>
@@ -4567,7 +4625,7 @@
         </w:tc>
         <w:tc>
           <w:tcPr>
-            <w:tcW w:w="6328" w:type="dxa"/>
+            <w:tcW w:w="6312" w:type="dxa"/>
             <w:tcMar>
               <w:top w:w="60" w:type="dxa"/>
               <w:left w:w="120" w:type="dxa"/>
@@ -4589,9 +4647,7 @@
       </w:tr>
       <w:tr>
         <w:tc>
-          <w:tcPr>
-            <w:tcW w:w="2460" w:type="dxa"/>
-          </w:tcPr>
+          <w:tcPr/>
           <w:p>
             <w:pPr>
               <w:pStyle w:val="Compact"/>
@@ -4603,7 +4659,7 @@
         </w:tc>
         <w:tc>
           <w:tcPr>
-            <w:tcW w:w="6328" w:type="dxa"/>
+            <w:tcW w:w="6312" w:type="dxa"/>
             <w:tcMar>
               <w:top w:w="60" w:type="dxa"/>
               <w:left w:w="120" w:type="dxa"/>
@@ -4636,6 +4692,7 @@
         </w:tc>
         <w:tc>
           <w:tcPr>
+            <w:tcW w:w="6312" w:type="dxa"/>
             <w:tcMar>
               <w:top w:w="60" w:type="dxa"/>
               <w:left w:w="120" w:type="dxa"/>
@@ -4667,9 +4724,7 @@
           </w:p>
         </w:tc>
         <w:tc>
-          <w:tcPr>
-            <w:tcW w:w="6328" w:type="dxa"/>
-          </w:tcPr>
+          <w:tcPr/>
           <w:p>
             <w:pPr>
               <w:pStyle w:val="Compact"/>
@@ -4682,19 +4737,10 @@
       </w:tr>
       <w:tr>
         <w:tc>
-          <w:tcPr>
-            <w:tcW w:w="2460" w:type="dxa"/>
-            <w:tcMar>
-              <w:top w:w="60" w:type="dxa"/>
-              <w:left w:w="120" w:type="dxa"/>
-              <w:bottom w:w="60" w:type="dxa"/>
-              <w:right w:w="120" w:type="dxa"/>
-            </w:tcMar>
-          </w:tcPr>
-          <w:p>
-            <w:pPr>
-              <w:pStyle w:val="Compact"/>
-              <w:wordWrap w:val="1"/>
+          <w:tcPr/>
+          <w:p>
+            <w:pPr>
+              <w:pStyle w:val="Compact"/>
             </w:pPr>
             <w:r>
               <w:t xml:space="preserve">유사 부적합 확장</w:t>
@@ -4702,10 +4748,19 @@
           </w:p>
         </w:tc>
         <w:tc>
-          <w:tcPr/>
-          <w:p>
-            <w:pPr>
-              <w:pStyle w:val="Compact"/>
+          <w:tcPr>
+            <w:tcW w:w="6312" w:type="dxa"/>
+            <w:tcMar>
+              <w:top w:w="60" w:type="dxa"/>
+              <w:left w:w="120" w:type="dxa"/>
+              <w:bottom w:w="60" w:type="dxa"/>
+              <w:right w:w="120" w:type="dxa"/>
+            </w:tcMar>
+          </w:tcPr>
+          <w:p>
+            <w:pPr>
+              <w:pStyle w:val="Compact"/>
+              <w:wordWrap w:val="1"/>
             </w:pPr>
             <w:r>
               <w:t xml:space="preserve">다른 제품/공정/부서에 동일 문제 존재 여부 확인</w:t>
@@ -4715,18 +4770,10 @@
       </w:tr>
       <w:tr>
         <w:tc>
-          <w:tcPr>
-            <w:tcMar>
-              <w:top w:w="60" w:type="dxa"/>
-              <w:left w:w="120" w:type="dxa"/>
-              <w:bottom w:w="60" w:type="dxa"/>
-              <w:right w:w="120" w:type="dxa"/>
-            </w:tcMar>
-          </w:tcPr>
-          <w:p>
-            <w:pPr>
-              <w:pStyle w:val="Compact"/>
-              <w:wordWrap w:val="1"/>
+          <w:tcPr/>
+          <w:p>
+            <w:pPr>
+              <w:pStyle w:val="Compact"/>
             </w:pPr>
             <w:r>
               <w:t xml:space="preserve">탈출 포인트 개선</w:t>
@@ -4734,18 +4781,10 @@
           </w:p>
         </w:tc>
         <w:tc>
-          <w:tcPr>
-            <w:tcMar>
-              <w:top w:w="60" w:type="dxa"/>
-              <w:left w:w="120" w:type="dxa"/>
-              <w:bottom w:w="60" w:type="dxa"/>
-              <w:right w:w="120" w:type="dxa"/>
-            </w:tcMar>
-          </w:tcPr>
-          <w:p>
-            <w:pPr>
-              <w:pStyle w:val="Compact"/>
-              <w:wordWrap w:val="1"/>
+          <w:tcPr/>
+          <w:p>
+            <w:pPr>
+              <w:pStyle w:val="Compact"/>
             </w:pPr>
             <w:r>
               <w:t xml:space="preserve">검출 체계 강화 방안</w:t>
@@ -5530,18 +5569,10 @@
       </w:tr>
       <w:tr>
         <w:tc>
-          <w:tcPr>
-            <w:tcMar>
-              <w:top w:w="60" w:type="dxa"/>
-              <w:left w:w="120" w:type="dxa"/>
-              <w:bottom w:w="60" w:type="dxa"/>
-              <w:right w:w="120" w:type="dxa"/>
-            </w:tcMar>
-          </w:tcPr>
-          <w:p>
-            <w:pPr>
-              <w:pStyle w:val="Compact"/>
-              <w:wordWrap w:val="1"/>
+          <w:tcPr/>
+          <w:p>
+            <w:pPr>
+              <w:pStyle w:val="Compact"/>
             </w:pPr>
             <w:r>
               <w:rPr>
@@ -5553,18 +5584,10 @@
           </w:p>
         </w:tc>
         <w:tc>
-          <w:tcPr>
-            <w:tcMar>
-              <w:top w:w="60" w:type="dxa"/>
-              <w:left w:w="120" w:type="dxa"/>
-              <w:bottom w:w="60" w:type="dxa"/>
-              <w:right w:w="120" w:type="dxa"/>
-            </w:tcMar>
-          </w:tcPr>
-          <w:p>
-            <w:pPr>
-              <w:pStyle w:val="Compact"/>
-              <w:wordWrap w:val="1"/>
+          <w:tcPr/>
+          <w:p>
+            <w:pPr>
+              <w:pStyle w:val="Compact"/>
             </w:pPr>
             <w:r>
               <w:t xml:space="preserve">종결 및 팀 격려 — 유효성 확인, 교훈 공유</w:t>
@@ -5572,18 +5595,10 @@
           </w:p>
         </w:tc>
         <w:tc>
-          <w:tcPr>
-            <w:tcMar>
-              <w:top w:w="60" w:type="dxa"/>
-              <w:left w:w="120" w:type="dxa"/>
-              <w:bottom w:w="60" w:type="dxa"/>
-              <w:right w:w="120" w:type="dxa"/>
-            </w:tcMar>
-          </w:tcPr>
-          <w:p>
-            <w:pPr>
-              <w:pStyle w:val="Compact"/>
-              <w:wordWrap w:val="1"/>
+          <w:tcPr/>
+          <w:p>
+            <w:pPr>
+              <w:pStyle w:val="Compact"/>
             </w:pPr>
             <w:r>
               <w:t xml:space="preserve">8D 최종 보고서</w:t>
@@ -5626,7 +5641,7 @@
         </w:trPr>
         <w:tc>
           <w:tcPr>
-            <w:tcW w:w="2460" w:type="dxa"/>
+            <w:tcW w:w="3000" w:type="dxa"/>
             <w:tcMar>
               <w:top w:w="60" w:type="dxa"/>
               <w:left w:w="120" w:type="dxa"/>
@@ -5647,7 +5662,7 @@
         </w:tc>
         <w:tc>
           <w:tcPr>
-            <w:tcW w:w="6328" w:type="dxa"/>
+            <w:tcW w:w="5788" w:type="dxa"/>
             <w:tcMar>
               <w:top w:w="60" w:type="dxa"/>
               <w:left w:w="120" w:type="dxa"/>
@@ -5669,9 +5684,7 @@
       </w:tr>
       <w:tr>
         <w:tc>
-          <w:tcPr>
-            <w:tcW w:w="2460" w:type="dxa"/>
-          </w:tcPr>
+          <w:tcPr/>
           <w:p>
             <w:pPr>
               <w:pStyle w:val="Compact"/>
@@ -5683,7 +5696,7 @@
         </w:tc>
         <w:tc>
           <w:tcPr>
-            <w:tcW w:w="6328" w:type="dxa"/>
+            <w:tcW w:w="5788" w:type="dxa"/>
             <w:tcMar>
               <w:top w:w="60" w:type="dxa"/>
               <w:left w:w="120" w:type="dxa"/>
@@ -5716,6 +5729,7 @@
         </w:tc>
         <w:tc>
           <w:tcPr>
+            <w:tcW w:w="5788" w:type="dxa"/>
             <w:tcMar>
               <w:top w:w="60" w:type="dxa"/>
               <w:left w:w="120" w:type="dxa"/>
@@ -5747,9 +5761,7 @@
           </w:p>
         </w:tc>
         <w:tc>
-          <w:tcPr>
-            <w:tcW w:w="6328" w:type="dxa"/>
-          </w:tcPr>
+          <w:tcPr/>
           <w:p>
             <w:pPr>
               <w:pStyle w:val="Compact"/>
@@ -5762,19 +5774,10 @@
       </w:tr>
       <w:tr>
         <w:tc>
-          <w:tcPr>
-            <w:tcW w:w="2460" w:type="dxa"/>
-            <w:tcMar>
-              <w:top w:w="60" w:type="dxa"/>
-              <w:left w:w="120" w:type="dxa"/>
-              <w:bottom w:w="60" w:type="dxa"/>
-              <w:right w:w="120" w:type="dxa"/>
-            </w:tcMar>
-          </w:tcPr>
-          <w:p>
-            <w:pPr>
-              <w:pStyle w:val="Compact"/>
-              <w:wordWrap w:val="1"/>
+          <w:tcPr/>
+          <w:p>
+            <w:pPr>
+              <w:pStyle w:val="Compact"/>
             </w:pPr>
             <w:r>
               <w:t xml:space="preserve">다부서 협력 필요한 복잡한 문제</w:t>
@@ -5783,6 +5786,7 @@
         </w:tc>
         <w:tc>
           <w:tcPr>
+            <w:tcW w:w="5788" w:type="dxa"/>
             <w:tcMar>
               <w:top w:w="60" w:type="dxa"/>
               <w:left w:w="120" w:type="dxa"/>
@@ -6196,7 +6200,7 @@
         </w:trPr>
         <w:tc>
           <w:tcPr>
-            <w:tcW w:w="2460" w:type="dxa"/>
+            <w:tcW w:w="3000" w:type="dxa"/>
             <w:tcMar>
               <w:top w:w="60" w:type="dxa"/>
               <w:left w:w="120" w:type="dxa"/>
@@ -6217,7 +6221,7 @@
         </w:tc>
         <w:tc>
           <w:tcPr>
-            <w:tcW w:w="6328" w:type="dxa"/>
+            <w:tcW w:w="5788" w:type="dxa"/>
             <w:tcMar>
               <w:top w:w="60" w:type="dxa"/>
               <w:left w:w="120" w:type="dxa"/>
@@ -6239,9 +6243,7 @@
       </w:tr>
       <w:tr>
         <w:tc>
-          <w:tcPr>
-            <w:tcW w:w="2460" w:type="dxa"/>
-          </w:tcPr>
+          <w:tcPr/>
           <w:p>
             <w:pPr>
               <w:pStyle w:val="Compact"/>
@@ -6253,7 +6255,7 @@
         </w:tc>
         <w:tc>
           <w:tcPr>
-            <w:tcW w:w="6328" w:type="dxa"/>
+            <w:tcW w:w="5788" w:type="dxa"/>
             <w:tcMar>
               <w:top w:w="60" w:type="dxa"/>
               <w:left w:w="120" w:type="dxa"/>
@@ -6286,6 +6288,7 @@
         </w:tc>
         <w:tc>
           <w:tcPr>
+            <w:tcW w:w="5788" w:type="dxa"/>
             <w:tcMar>
               <w:top w:w="60" w:type="dxa"/>
               <w:left w:w="120" w:type="dxa"/>
@@ -6317,9 +6320,7 @@
           </w:p>
         </w:tc>
         <w:tc>
-          <w:tcPr>
-            <w:tcW w:w="6328" w:type="dxa"/>
-          </w:tcPr>
+          <w:tcPr/>
           <w:p>
             <w:pPr>
               <w:pStyle w:val="Compact"/>
@@ -6332,19 +6333,10 @@
       </w:tr>
       <w:tr>
         <w:tc>
-          <w:tcPr>
-            <w:tcW w:w="2460" w:type="dxa"/>
-            <w:tcMar>
-              <w:top w:w="60" w:type="dxa"/>
-              <w:left w:w="120" w:type="dxa"/>
-              <w:bottom w:w="60" w:type="dxa"/>
-              <w:right w:w="120" w:type="dxa"/>
-            </w:tcMar>
-          </w:tcPr>
-          <w:p>
-            <w:pPr>
-              <w:pStyle w:val="Compact"/>
-              <w:wordWrap w:val="1"/>
+          <w:tcPr/>
+          <w:p>
+            <w:pPr>
+              <w:pStyle w:val="Compact"/>
             </w:pPr>
             <w:r>
               <w:t xml:space="preserve">공정 변경을 수반하는 시정조치</w:t>
@@ -6353,6 +6345,7 @@
         </w:tc>
         <w:tc>
           <w:tcPr>
+            <w:tcW w:w="5788" w:type="dxa"/>
             <w:tcMar>
               <w:top w:w="60" w:type="dxa"/>
               <w:left w:w="120" w:type="dxa"/>
@@ -6482,7 +6475,7 @@
         </w:trPr>
         <w:tc>
           <w:tcPr>
-            <w:tcW w:w="2460" w:type="dxa"/>
+            <w:tcW w:w="2476" w:type="dxa"/>
             <w:tcMar>
               <w:top w:w="60" w:type="dxa"/>
               <w:left w:w="120" w:type="dxa"/>
@@ -6503,7 +6496,7 @@
         </w:tc>
         <w:tc>
           <w:tcPr>
-            <w:tcW w:w="6328" w:type="dxa"/>
+            <w:tcW w:w="6312" w:type="dxa"/>
             <w:tcMar>
               <w:top w:w="60" w:type="dxa"/>
               <w:left w:w="120" w:type="dxa"/>
@@ -6525,9 +6518,7 @@
       </w:tr>
       <w:tr>
         <w:tc>
-          <w:tcPr>
-            <w:tcW w:w="2460" w:type="dxa"/>
-          </w:tcPr>
+          <w:tcPr/>
           <w:p>
             <w:pPr>
               <w:pStyle w:val="Compact"/>
@@ -6539,7 +6530,7 @@
         </w:tc>
         <w:tc>
           <w:tcPr>
-            <w:tcW w:w="6328" w:type="dxa"/>
+            <w:tcW w:w="6312" w:type="dxa"/>
             <w:tcMar>
               <w:top w:w="60" w:type="dxa"/>
               <w:left w:w="120" w:type="dxa"/>
@@ -6572,6 +6563,7 @@
         </w:tc>
         <w:tc>
           <w:tcPr>
+            <w:tcW w:w="6312" w:type="dxa"/>
             <w:tcMar>
               <w:top w:w="60" w:type="dxa"/>
               <w:left w:w="120" w:type="dxa"/>
@@ -6603,9 +6595,7 @@
           </w:p>
         </w:tc>
         <w:tc>
-          <w:tcPr>
-            <w:tcW w:w="6328" w:type="dxa"/>
-          </w:tcPr>
+          <w:tcPr/>
           <w:p>
             <w:pPr>
               <w:pStyle w:val="Compact"/>
@@ -6618,19 +6608,10 @@
       </w:tr>
       <w:tr>
         <w:tc>
-          <w:tcPr>
-            <w:tcW w:w="2460" w:type="dxa"/>
-            <w:tcMar>
-              <w:top w:w="60" w:type="dxa"/>
-              <w:left w:w="120" w:type="dxa"/>
-              <w:bottom w:w="60" w:type="dxa"/>
-              <w:right w:w="120" w:type="dxa"/>
-            </w:tcMar>
-          </w:tcPr>
-          <w:p>
-            <w:pPr>
-              <w:pStyle w:val="Compact"/>
-              <w:wordWrap w:val="1"/>
+          <w:tcPr/>
+          <w:p>
+            <w:pPr>
+              <w:pStyle w:val="Compact"/>
             </w:pPr>
             <w:r>
               <w:t xml:space="preserve">프로세스 확인</w:t>
@@ -6639,6 +6620,7 @@
         </w:tc>
         <w:tc>
           <w:tcPr>
+            <w:tcW w:w="6312" w:type="dxa"/>
             <w:tcMar>
               <w:top w:w="60" w:type="dxa"/>
               <w:left w:w="120" w:type="dxa"/>
@@ -6693,7 +6675,7 @@
         </w:trPr>
         <w:tc>
           <w:tcPr>
-            <w:tcW w:w="2460" w:type="dxa"/>
+            <w:tcW w:w="2476" w:type="dxa"/>
             <w:tcMar>
               <w:top w:w="60" w:type="dxa"/>
               <w:left w:w="120" w:type="dxa"/>
@@ -6714,7 +6696,7 @@
         </w:tc>
         <w:tc>
           <w:tcPr>
-            <w:tcW w:w="6328" w:type="dxa"/>
+            <w:tcW w:w="6312" w:type="dxa"/>
             <w:tcMar>
               <w:top w:w="60" w:type="dxa"/>
               <w:left w:w="120" w:type="dxa"/>
@@ -6736,9 +6718,7 @@
       </w:tr>
       <w:tr>
         <w:tc>
-          <w:tcPr>
-            <w:tcW w:w="2460" w:type="dxa"/>
-          </w:tcPr>
+          <w:tcPr/>
           <w:p>
             <w:pPr>
               <w:pStyle w:val="Compact"/>
@@ -6750,7 +6730,7 @@
         </w:tc>
         <w:tc>
           <w:tcPr>
-            <w:tcW w:w="6328" w:type="dxa"/>
+            <w:tcW w:w="6312" w:type="dxa"/>
             <w:tcMar>
               <w:top w:w="60" w:type="dxa"/>
               <w:left w:w="120" w:type="dxa"/>
@@ -6783,6 +6763,7 @@
         </w:tc>
         <w:tc>
           <w:tcPr>
+            <w:tcW w:w="6312" w:type="dxa"/>
             <w:tcMar>
               <w:top w:w="60" w:type="dxa"/>
               <w:left w:w="120" w:type="dxa"/>
@@ -6814,9 +6795,7 @@
           </w:p>
         </w:tc>
         <w:tc>
-          <w:tcPr>
-            <w:tcW w:w="6328" w:type="dxa"/>
-          </w:tcPr>
+          <w:tcPr/>
           <w:p>
             <w:pPr>
               <w:pStyle w:val="Compact"/>
@@ -6829,19 +6808,10 @@
       </w:tr>
       <w:tr>
         <w:tc>
-          <w:tcPr>
-            <w:tcW w:w="2460" w:type="dxa"/>
-            <w:tcMar>
-              <w:top w:w="60" w:type="dxa"/>
-              <w:left w:w="120" w:type="dxa"/>
-              <w:bottom w:w="60" w:type="dxa"/>
-              <w:right w:w="120" w:type="dxa"/>
-            </w:tcMar>
-          </w:tcPr>
-          <w:p>
-            <w:pPr>
-              <w:pStyle w:val="Compact"/>
-              <w:wordWrap w:val="1"/>
+          <w:tcPr/>
+          <w:p>
+            <w:pPr>
+              <w:pStyle w:val="Compact"/>
             </w:pPr>
             <w:r>
               <w:t xml:space="preserve">확장 적용</w:t>
@@ -6850,6 +6820,7 @@
         </w:tc>
         <w:tc>
           <w:tcPr>
+            <w:tcW w:w="6312" w:type="dxa"/>
             <w:tcMar>
               <w:top w:w="60" w:type="dxa"/>
               <w:left w:w="120" w:type="dxa"/>
@@ -7145,7 +7116,7 @@
         </w:trPr>
         <w:tc>
           <w:tcPr>
-            <w:tcW w:w="2460" w:type="dxa"/>
+            <w:tcW w:w="2983" w:type="dxa"/>
             <w:tcMar>
               <w:top w:w="60" w:type="dxa"/>
               <w:left w:w="120" w:type="dxa"/>
@@ -7166,7 +7137,7 @@
         </w:tc>
         <w:tc>
           <w:tcPr>
-            <w:tcW w:w="6328" w:type="dxa"/>
+            <w:tcW w:w="5805" w:type="dxa"/>
             <w:tcMar>
               <w:top w:w="60" w:type="dxa"/>
               <w:left w:w="120" w:type="dxa"/>
@@ -7188,9 +7159,7 @@
       </w:tr>
       <w:tr>
         <w:tc>
-          <w:tcPr>
-            <w:tcW w:w="2460" w:type="dxa"/>
-          </w:tcPr>
+          <w:tcPr/>
           <w:p>
             <w:pPr>
               <w:pStyle w:val="Compact"/>
@@ -7202,7 +7171,7 @@
         </w:tc>
         <w:tc>
           <w:tcPr>
-            <w:tcW w:w="6328" w:type="dxa"/>
+            <w:tcW w:w="5805" w:type="dxa"/>
             <w:tcMar>
               <w:top w:w="60" w:type="dxa"/>
               <w:left w:w="120" w:type="dxa"/>
@@ -7235,6 +7204,7 @@
         </w:tc>
         <w:tc>
           <w:tcPr>
+            <w:tcW w:w="5805" w:type="dxa"/>
             <w:tcMar>
               <w:top w:w="60" w:type="dxa"/>
               <w:left w:w="120" w:type="dxa"/>
@@ -7266,9 +7236,7 @@
           </w:p>
         </w:tc>
         <w:tc>
-          <w:tcPr>
-            <w:tcW w:w="6328" w:type="dxa"/>
-          </w:tcPr>
+          <w:tcPr/>
           <w:p>
             <w:pPr>
               <w:pStyle w:val="Compact"/>
@@ -7281,19 +7249,10 @@
       </w:tr>
       <w:tr>
         <w:tc>
-          <w:tcPr>
-            <w:tcW w:w="2460" w:type="dxa"/>
-            <w:tcMar>
-              <w:top w:w="60" w:type="dxa"/>
-              <w:left w:w="120" w:type="dxa"/>
-              <w:bottom w:w="60" w:type="dxa"/>
-              <w:right w:w="120" w:type="dxa"/>
-            </w:tcMar>
-          </w:tcPr>
-          <w:p>
-            <w:pPr>
-              <w:pStyle w:val="Compact"/>
-              <w:wordWrap w:val="1"/>
+          <w:tcPr/>
+          <w:p>
+            <w:pPr>
+              <w:pStyle w:val="Compact"/>
             </w:pPr>
             <w:r>
               <w:t xml:space="preserve">반복 부적합</w:t>
@@ -7301,10 +7260,19 @@
           </w:p>
         </w:tc>
         <w:tc>
-          <w:tcPr/>
-          <w:p>
-            <w:pPr>
-              <w:pStyle w:val="Compact"/>
+          <w:tcPr>
+            <w:tcW w:w="5805" w:type="dxa"/>
+            <w:tcMar>
+              <w:top w:w="60" w:type="dxa"/>
+              <w:left w:w="120" w:type="dxa"/>
+              <w:bottom w:w="60" w:type="dxa"/>
+              <w:right w:w="120" w:type="dxa"/>
+            </w:tcMar>
+          </w:tcPr>
+          <w:p>
+            <w:pPr>
+              <w:pStyle w:val="Compact"/>
+              <w:wordWrap w:val="1"/>
             </w:pPr>
             <w:r>
               <w:t xml:space="preserve">동일 원인 반복 발생 건 식별</w:t>
@@ -7338,18 +7306,10 @@
       </w:tr>
       <w:tr>
         <w:tc>
-          <w:tcPr>
-            <w:tcMar>
-              <w:top w:w="60" w:type="dxa"/>
-              <w:left w:w="120" w:type="dxa"/>
-              <w:bottom w:w="60" w:type="dxa"/>
-              <w:right w:w="120" w:type="dxa"/>
-            </w:tcMar>
-          </w:tcPr>
-          <w:p>
-            <w:pPr>
-              <w:pStyle w:val="Compact"/>
-              <w:wordWrap w:val="1"/>
+          <w:tcPr/>
+          <w:p>
+            <w:pPr>
+              <w:pStyle w:val="Compact"/>
             </w:pPr>
             <w:r>
               <w:t xml:space="preserve">시정조치 유효성</w:t>
@@ -7357,18 +7317,10 @@
           </w:p>
         </w:tc>
         <w:tc>
-          <w:tcPr>
-            <w:tcMar>
-              <w:top w:w="60" w:type="dxa"/>
-              <w:left w:w="120" w:type="dxa"/>
-              <w:bottom w:w="60" w:type="dxa"/>
-              <w:right w:w="120" w:type="dxa"/>
-            </w:tcMar>
-          </w:tcPr>
-          <w:p>
-            <w:pPr>
-              <w:pStyle w:val="Compact"/>
-              <w:wordWrap w:val="1"/>
+          <w:tcPr/>
+          <w:p>
+            <w:pPr>
+              <w:pStyle w:val="Compact"/>
             </w:pPr>
             <w:r>
               <w:t xml:space="preserve">유효성 확인 합격률</w:t>
@@ -8070,7 +8022,6 @@
               <w:bottom w:w="60" w:type="dxa"/>
               <w:right w:w="120" w:type="dxa"/>
             </w:tcMar>
-            <w:shd w:val="clear" w:color="auto" w:fill="DEEAF1"/>
           </w:tcPr>
           <w:p>
             <w:pPr>
@@ -8090,7 +8041,6 @@
               <w:bottom w:w="60" w:type="dxa"/>
               <w:right w:w="120" w:type="dxa"/>
             </w:tcMar>
-            <w:shd w:val="clear" w:color="auto" w:fill="DEEAF1"/>
           </w:tcPr>
           <w:p>
             <w:pPr>
@@ -8110,7 +8060,6 @@
               <w:bottom w:w="60" w:type="dxa"/>
               <w:right w:w="120" w:type="dxa"/>
             </w:tcMar>
-            <w:shd w:val="clear" w:color="auto" w:fill="DEEAF1"/>
           </w:tcPr>
           <w:p>
             <w:pPr>
@@ -8482,18 +8431,10 @@
       </w:tr>
       <w:tr>
         <w:tc>
-          <w:tcPr>
-            <w:tcMar>
-              <w:top w:w="60" w:type="dxa"/>
-              <w:left w:w="120" w:type="dxa"/>
-              <w:bottom w:w="60" w:type="dxa"/>
-              <w:right w:w="120" w:type="dxa"/>
-            </w:tcMar>
-          </w:tcPr>
-          <w:p>
-            <w:pPr>
-              <w:pStyle w:val="Compact"/>
-              <w:wordWrap w:val="1"/>
+          <w:tcPr/>
+          <w:p>
+            <w:pPr>
+              <w:pStyle w:val="Compact"/>
             </w:pPr>
             <w:r>
               <w:t xml:space="preserve">F-1001-01</w:t>
@@ -8501,18 +8442,10 @@
           </w:p>
         </w:tc>
         <w:tc>
-          <w:tcPr>
-            <w:tcMar>
-              <w:top w:w="60" w:type="dxa"/>
-              <w:left w:w="120" w:type="dxa"/>
-              <w:bottom w:w="60" w:type="dxa"/>
-              <w:right w:w="120" w:type="dxa"/>
-            </w:tcMar>
-          </w:tcPr>
-          <w:p>
-            <w:pPr>
-              <w:pStyle w:val="Compact"/>
-              <w:wordWrap w:val="1"/>
+          <w:tcPr/>
+          <w:p>
+            <w:pPr>
+              <w:pStyle w:val="Compact"/>
             </w:pPr>
             <w:r>
               <w:t xml:space="preserve">시정조치 요청서 (CAR)</w:t>
@@ -8606,18 +8539,10 @@
           </w:p>
         </w:tc>
         <w:tc>
-          <w:tcPr>
-            <w:tcMar>
-              <w:top w:w="60" w:type="dxa"/>
-              <w:left w:w="120" w:type="dxa"/>
-              <w:bottom w:w="60" w:type="dxa"/>
-              <w:right w:w="120" w:type="dxa"/>
-            </w:tcMar>
-          </w:tcPr>
-          <w:p>
-            <w:pPr>
-              <w:pStyle w:val="Compact"/>
-              <w:wordWrap w:val="1"/>
+          <w:tcPr/>
+          <w:p>
+            <w:pPr>
+              <w:pStyle w:val="Compact"/>
             </w:pPr>
             <w:r>
               <w:t xml:space="preserve">봉쇄 조치 상세 기록</w:t>
@@ -8741,278 +8666,426 @@
         <w:t xml:space="preserve">부록 A: CAR 프로세스 흐름도</w:t>
       </w:r>
     </w:p>
-    <w:p>
-      <w:pPr>
-        <w:pStyle w:val="SourceCode"/>
-      </w:pPr>
-      <w:r>
-        <w:rPr>
-          <w:rStyle w:val="VerbatimChar"/>
-        </w:rPr>
-        <w:t xml:space="preserve">┌──────────────┐     ┌──────────────┐     ┌──────────────┐</w:t>
-      </w:r>
-      <w:r>
-        <w:br/>
-      </w:r>
-      <w:r>
-        <w:rPr>
-          <w:rStyle w:val="VerbatimChar"/>
-        </w:rPr>
-        <w:t xml:space="preserve">│  부적합 발견  │     │  CAR 발행    │     │  봉쇄 조치   │</w:t>
-      </w:r>
-      <w:r>
-        <w:br/>
-      </w:r>
-      <w:r>
-        <w:rPr>
-          <w:rStyle w:val="VerbatimChar"/>
-        </w:rPr>
-        <w:t xml:space="preserve">│  즉시 보고    │────→│  (품질팀)    │────→│  24~48h 이내 │</w:t>
-      </w:r>
-      <w:r>
-        <w:br/>
-      </w:r>
-      <w:r>
-        <w:rPr>
-          <w:rStyle w:val="VerbatimChar"/>
-        </w:rPr>
-        <w:t xml:space="preserve">└──────────────┘     └──────────────┘     └──────────────┘</w:t>
-      </w:r>
-      <w:r>
-        <w:br/>
-      </w:r>
-      <w:r>
-        <w:rPr>
-          <w:rStyle w:val="VerbatimChar"/>
-        </w:rPr>
-        <w:t xml:space="preserve">                                                │</w:t>
-      </w:r>
-      <w:r>
-        <w:br/>
-      </w:r>
-      <w:r>
-        <w:rPr>
-          <w:rStyle w:val="VerbatimChar"/>
-        </w:rPr>
-        <w:t xml:space="preserve">                         ┌──────────────────────┘</w:t>
-      </w:r>
-      <w:r>
-        <w:br/>
-      </w:r>
-      <w:r>
-        <w:rPr>
-          <w:rStyle w:val="VerbatimChar"/>
-        </w:rPr>
-        <w:t xml:space="preserve">                         ▼</w:t>
-      </w:r>
-      <w:r>
-        <w:br/>
-      </w:r>
-      <w:r>
-        <w:rPr>
-          <w:rStyle w:val="VerbatimChar"/>
-        </w:rPr>
-        <w:t xml:space="preserve">                  ┌──────────────┐</w:t>
-      </w:r>
-      <w:r>
-        <w:br/>
-      </w:r>
-      <w:r>
-        <w:rPr>
-          <w:rStyle w:val="VerbatimChar"/>
-        </w:rPr>
-        <w:t xml:space="preserve">                  │  근본 원인    │</w:t>
-      </w:r>
-      <w:r>
-        <w:br/>
-      </w:r>
-      <w:r>
-        <w:rPr>
-          <w:rStyle w:val="VerbatimChar"/>
-        </w:rPr>
-        <w:t xml:space="preserve">                  │  분석 (RCA)  │</w:t>
-      </w:r>
-      <w:r>
-        <w:br/>
-      </w:r>
-      <w:r>
-        <w:rPr>
-          <w:rStyle w:val="VerbatimChar"/>
-        </w:rPr>
-        <w:t xml:space="preserve">                  │  5Why/특성요인│</w:t>
-      </w:r>
-      <w:r>
-        <w:br/>
-      </w:r>
-      <w:r>
-        <w:rPr>
-          <w:rStyle w:val="VerbatimChar"/>
-        </w:rPr>
-        <w:t xml:space="preserve">                  └──────────────┘</w:t>
-      </w:r>
-      <w:r>
-        <w:br/>
-      </w:r>
-      <w:r>
-        <w:rPr>
-          <w:rStyle w:val="VerbatimChar"/>
-        </w:rPr>
-        <w:t xml:space="preserve">                         │</w:t>
-      </w:r>
-      <w:r>
-        <w:br/>
-      </w:r>
-      <w:r>
-        <w:rPr>
-          <w:rStyle w:val="VerbatimChar"/>
-        </w:rPr>
-        <w:t xml:space="preserve">                         ▼</w:t>
-      </w:r>
-      <w:r>
-        <w:br/>
-      </w:r>
-      <w:r>
-        <w:rPr>
-          <w:rStyle w:val="VerbatimChar"/>
-        </w:rPr>
-        <w:t xml:space="preserve">                  ┌──────────────┐</w:t>
-      </w:r>
-      <w:r>
-        <w:br/>
-      </w:r>
-      <w:r>
-        <w:rPr>
-          <w:rStyle w:val="VerbatimChar"/>
-        </w:rPr>
-        <w:t xml:space="preserve">                  │  탈출 포인트  │──→ AS9100D 특수 요구</w:t>
-      </w:r>
-      <w:r>
-        <w:br/>
-      </w:r>
-      <w:r>
-        <w:rPr>
-          <w:rStyle w:val="VerbatimChar"/>
-        </w:rPr>
-        <w:t xml:space="preserve">                  │  분석        │</w:t>
-      </w:r>
-      <w:r>
-        <w:br/>
-      </w:r>
-      <w:r>
-        <w:rPr>
-          <w:rStyle w:val="VerbatimChar"/>
-        </w:rPr>
-        <w:t xml:space="preserve">                  └──────────────┘</w:t>
-      </w:r>
-      <w:r>
-        <w:br/>
-      </w:r>
-      <w:r>
-        <w:rPr>
-          <w:rStyle w:val="VerbatimChar"/>
-        </w:rPr>
-        <w:t xml:space="preserve">                         │</w:t>
-      </w:r>
-      <w:r>
-        <w:br/>
-      </w:r>
-      <w:r>
-        <w:rPr>
-          <w:rStyle w:val="VerbatimChar"/>
-        </w:rPr>
-        <w:t xml:space="preserve">                         ▼</w:t>
-      </w:r>
-      <w:r>
-        <w:br/>
-      </w:r>
-      <w:r>
-        <w:rPr>
-          <w:rStyle w:val="VerbatimChar"/>
-        </w:rPr>
-        <w:t xml:space="preserve">                  ┌──────────────┐     ┌──────────────┐</w:t>
-      </w:r>
-      <w:r>
-        <w:br/>
-      </w:r>
-      <w:r>
-        <w:rPr>
-          <w:rStyle w:val="VerbatimChar"/>
-        </w:rPr>
-        <w:t xml:space="preserve">                  │  시정조치     │────→│  유사 제품/   │</w:t>
-      </w:r>
-      <w:r>
-        <w:br/>
-      </w:r>
-      <w:r>
-        <w:rPr>
-          <w:rStyle w:val="VerbatimChar"/>
-        </w:rPr>
-        <w:t xml:space="preserve">                  │  계획/실행    │     │  공정 확장    │</w:t>
-      </w:r>
-      <w:r>
-        <w:br/>
-      </w:r>
-      <w:r>
-        <w:rPr>
-          <w:rStyle w:val="VerbatimChar"/>
-        </w:rPr>
-        <w:t xml:space="preserve">                  └──────────────┘     └──────────────┘</w:t>
-      </w:r>
-      <w:r>
-        <w:br/>
-      </w:r>
-      <w:r>
-        <w:rPr>
-          <w:rStyle w:val="VerbatimChar"/>
-        </w:rPr>
-        <w:t xml:space="preserve">                         │</w:t>
-      </w:r>
-      <w:r>
-        <w:br/>
-      </w:r>
-      <w:r>
-        <w:rPr>
-          <w:rStyle w:val="VerbatimChar"/>
-        </w:rPr>
-        <w:t xml:space="preserve">                         ▼</w:t>
-      </w:r>
-      <w:r>
-        <w:br/>
-      </w:r>
-      <w:r>
-        <w:rPr>
-          <w:rStyle w:val="VerbatimChar"/>
-        </w:rPr>
-        <w:t xml:space="preserve">                  ┌──────────────┐     ┌──────────────┐</w:t>
-      </w:r>
-      <w:r>
-        <w:br/>
-      </w:r>
-      <w:r>
-        <w:rPr>
-          <w:rStyle w:val="VerbatimChar"/>
-        </w:rPr>
-        <w:t xml:space="preserve">                  │  유효성 확인  │────→│  CAR 종결    │</w:t>
-      </w:r>
-      <w:r>
-        <w:br/>
-      </w:r>
-      <w:r>
-        <w:rPr>
-          <w:rStyle w:val="VerbatimChar"/>
-        </w:rPr>
-        <w:t xml:space="preserve">                  │  (90/60일)   │     │  (QMR 승인)  │</w:t>
-      </w:r>
-      <w:r>
-        <w:br/>
-      </w:r>
-      <w:r>
-        <w:rPr>
-          <w:rStyle w:val="VerbatimChar"/>
-        </w:rPr>
-        <w:t xml:space="preserve">                  └──────────────┘     └──────────────┘</w:t>
-      </w:r>
-    </w:p>
+    <w:tbl>
+      <w:tblPr>
+        <w:tblLook w:firstColumn="1" w:firstRow="1" w:lastColumn="0" w:lastRow="0" w:noHBand="0" w:noVBand="1" w:val="04A0"/>
+        <w:tblW w:w="8788" w:type="dxa"/>
+        <w:tblBorders>
+          <w:top w:val="single" w:sz="4" w:color="2E74B5" w:space="0"/>
+          <w:left w:val="single" w:sz="4" w:color="2E74B5" w:space="0"/>
+          <w:bottom w:val="single" w:sz="4" w:color="2E74B5" w:space="0"/>
+          <w:right w:val="single" w:sz="4" w:color="2E74B5" w:space="0"/>
+          <w:insideH w:val="single" w:sz="4" w:color="BDD7EE" w:space="0"/>
+          <w:insideV w:val="single" w:sz="2" w:color="D9D9D9" w:space="0"/>
+        </w:tblBorders>
+      </w:tblPr>
+      <w:tblGrid>
+        <w:gridCol w:w="8788"/>
+      </w:tblGrid>
+      <w:tr>
+        <w:tc>
+          <w:tcPr>
+            <w:tcW w:w="8788" w:type="dxa"/>
+            <w:tcMar>
+              <w:top w:w="80" w:type="dxa"/>
+              <w:left w:w="140" w:type="dxa"/>
+              <w:bottom w:w="80" w:type="dxa"/>
+              <w:right w:w="140" w:type="dxa"/>
+            </w:tcMar>
+          </w:tcPr>
+          <w:p>
+            <w:pPr>
+              <w:spacing w:before="0" w:after="0" w:line="240" w:lineRule="auto"/>
+            </w:pPr>
+            <w:r>
+              <w:rPr>
+                <w:rFonts w:ascii="Courier New" w:hAnsi="Courier New" w:eastAsia="NanumGothicCoding"/>
+                <w:sz w:val="18"/>
+                <w:szCs w:val="18"/>
+              </w:rPr>
+              <w:t xml:space="preserve">┌──────────────┐     ┌──────────────┐     ┌──────────────┐</w:t>
+            </w:r>
+          </w:p>
+          <w:p>
+            <w:pPr>
+              <w:spacing w:before="0" w:after="0" w:line="240" w:lineRule="auto"/>
+            </w:pPr>
+            <w:r>
+              <w:rPr>
+                <w:rFonts w:ascii="Courier New" w:hAnsi="Courier New" w:eastAsia="NanumGothicCoding"/>
+                <w:sz w:val="18"/>
+                <w:szCs w:val="18"/>
+              </w:rPr>
+              <w:t xml:space="preserve">│  부적합 발견  │     │  CAR 발행    │     │  봉쇄 조치   │</w:t>
+            </w:r>
+          </w:p>
+          <w:p>
+            <w:pPr>
+              <w:spacing w:before="0" w:after="0" w:line="240" w:lineRule="auto"/>
+            </w:pPr>
+            <w:r>
+              <w:rPr>
+                <w:rFonts w:ascii="Courier New" w:hAnsi="Courier New" w:eastAsia="NanumGothicCoding"/>
+                <w:sz w:val="18"/>
+                <w:szCs w:val="18"/>
+              </w:rPr>
+              <w:t xml:space="preserve">│  즉시 보고    │────→│  (품질팀)    │────→│  24~48h 이내 │</w:t>
+            </w:r>
+          </w:p>
+          <w:p>
+            <w:pPr>
+              <w:spacing w:before="0" w:after="0" w:line="240" w:lineRule="auto"/>
+            </w:pPr>
+            <w:r>
+              <w:rPr>
+                <w:rFonts w:ascii="Courier New" w:hAnsi="Courier New" w:eastAsia="NanumGothicCoding"/>
+                <w:sz w:val="18"/>
+                <w:szCs w:val="18"/>
+              </w:rPr>
+              <w:t xml:space="preserve">└──────────────┘     └──────────────┘     └──────────────┘</w:t>
+            </w:r>
+          </w:p>
+          <w:p>
+            <w:pPr>
+              <w:spacing w:before="0" w:after="0" w:line="240" w:lineRule="auto"/>
+            </w:pPr>
+            <w:r>
+              <w:rPr>
+                <w:rFonts w:ascii="Courier New" w:hAnsi="Courier New" w:eastAsia="NanumGothicCoding"/>
+                <w:sz w:val="18"/>
+                <w:szCs w:val="18"/>
+              </w:rPr>
+              <w:t xml:space="preserve">                                                │</w:t>
+            </w:r>
+          </w:p>
+          <w:p>
+            <w:pPr>
+              <w:spacing w:before="0" w:after="0" w:line="240" w:lineRule="auto"/>
+            </w:pPr>
+            <w:r>
+              <w:rPr>
+                <w:rFonts w:ascii="Courier New" w:hAnsi="Courier New" w:eastAsia="NanumGothicCoding"/>
+                <w:sz w:val="18"/>
+                <w:szCs w:val="18"/>
+              </w:rPr>
+              <w:t xml:space="preserve">                         ┌──────────────────────┘</w:t>
+            </w:r>
+          </w:p>
+          <w:p>
+            <w:pPr>
+              <w:spacing w:before="0" w:after="0" w:line="240" w:lineRule="auto"/>
+            </w:pPr>
+            <w:r>
+              <w:rPr>
+                <w:rFonts w:ascii="Courier New" w:hAnsi="Courier New" w:eastAsia="NanumGothicCoding"/>
+                <w:sz w:val="18"/>
+                <w:szCs w:val="18"/>
+              </w:rPr>
+              <w:t xml:space="preserve">                         ▼</w:t>
+            </w:r>
+          </w:p>
+          <w:p>
+            <w:pPr>
+              <w:spacing w:before="0" w:after="0" w:line="240" w:lineRule="auto"/>
+            </w:pPr>
+            <w:r>
+              <w:rPr>
+                <w:rFonts w:ascii="Courier New" w:hAnsi="Courier New" w:eastAsia="NanumGothicCoding"/>
+                <w:sz w:val="18"/>
+                <w:szCs w:val="18"/>
+              </w:rPr>
+              <w:t xml:space="preserve">                  ┌──────────────┐</w:t>
+            </w:r>
+          </w:p>
+          <w:p>
+            <w:pPr>
+              <w:spacing w:before="0" w:after="0" w:line="240" w:lineRule="auto"/>
+            </w:pPr>
+            <w:r>
+              <w:rPr>
+                <w:rFonts w:ascii="Courier New" w:hAnsi="Courier New" w:eastAsia="NanumGothicCoding"/>
+                <w:sz w:val="18"/>
+                <w:szCs w:val="18"/>
+              </w:rPr>
+              <w:t xml:space="preserve">                  │  근본 원인    │</w:t>
+            </w:r>
+          </w:p>
+          <w:p>
+            <w:pPr>
+              <w:spacing w:before="0" w:after="0" w:line="240" w:lineRule="auto"/>
+            </w:pPr>
+            <w:r>
+              <w:rPr>
+                <w:rFonts w:ascii="Courier New" w:hAnsi="Courier New" w:eastAsia="NanumGothicCoding"/>
+                <w:sz w:val="18"/>
+                <w:szCs w:val="18"/>
+              </w:rPr>
+              <w:t xml:space="preserve">                  │  분석 (RCA)  │</w:t>
+            </w:r>
+          </w:p>
+          <w:p>
+            <w:pPr>
+              <w:spacing w:before="0" w:after="0" w:line="240" w:lineRule="auto"/>
+            </w:pPr>
+            <w:r>
+              <w:rPr>
+                <w:rFonts w:ascii="Courier New" w:hAnsi="Courier New" w:eastAsia="NanumGothicCoding"/>
+                <w:sz w:val="18"/>
+                <w:szCs w:val="18"/>
+              </w:rPr>
+              <w:t xml:space="preserve">                  │  5Why/특성요인│</w:t>
+            </w:r>
+          </w:p>
+          <w:p>
+            <w:pPr>
+              <w:spacing w:before="0" w:after="0" w:line="240" w:lineRule="auto"/>
+            </w:pPr>
+            <w:r>
+              <w:rPr>
+                <w:rFonts w:ascii="Courier New" w:hAnsi="Courier New" w:eastAsia="NanumGothicCoding"/>
+                <w:sz w:val="18"/>
+                <w:szCs w:val="18"/>
+              </w:rPr>
+              <w:t xml:space="preserve">                  └──────────────┘</w:t>
+            </w:r>
+          </w:p>
+          <w:p>
+            <w:pPr>
+              <w:spacing w:before="0" w:after="0" w:line="240" w:lineRule="auto"/>
+            </w:pPr>
+            <w:r>
+              <w:rPr>
+                <w:rFonts w:ascii="Courier New" w:hAnsi="Courier New" w:eastAsia="NanumGothicCoding"/>
+                <w:sz w:val="18"/>
+                <w:szCs w:val="18"/>
+              </w:rPr>
+              <w:t xml:space="preserve">                         │</w:t>
+            </w:r>
+          </w:p>
+          <w:p>
+            <w:pPr>
+              <w:spacing w:before="0" w:after="0" w:line="240" w:lineRule="auto"/>
+            </w:pPr>
+            <w:r>
+              <w:rPr>
+                <w:rFonts w:ascii="Courier New" w:hAnsi="Courier New" w:eastAsia="NanumGothicCoding"/>
+                <w:sz w:val="18"/>
+                <w:szCs w:val="18"/>
+              </w:rPr>
+              <w:t xml:space="preserve">                         ▼</w:t>
+            </w:r>
+          </w:p>
+          <w:p>
+            <w:pPr>
+              <w:spacing w:before="0" w:after="0" w:line="240" w:lineRule="auto"/>
+            </w:pPr>
+            <w:r>
+              <w:rPr>
+                <w:rFonts w:ascii="Courier New" w:hAnsi="Courier New" w:eastAsia="NanumGothicCoding"/>
+                <w:sz w:val="18"/>
+                <w:szCs w:val="18"/>
+              </w:rPr>
+              <w:t xml:space="preserve">                  ┌──────────────┐</w:t>
+            </w:r>
+          </w:p>
+          <w:p>
+            <w:pPr>
+              <w:spacing w:before="0" w:after="0" w:line="240" w:lineRule="auto"/>
+            </w:pPr>
+            <w:r>
+              <w:rPr>
+                <w:rFonts w:ascii="Courier New" w:hAnsi="Courier New" w:eastAsia="NanumGothicCoding"/>
+                <w:sz w:val="18"/>
+                <w:szCs w:val="18"/>
+              </w:rPr>
+              <w:t xml:space="preserve">                  │  탈출 포인트  │──→ AS9100D 특수 요구</w:t>
+            </w:r>
+          </w:p>
+          <w:p>
+            <w:pPr>
+              <w:spacing w:before="0" w:after="0" w:line="240" w:lineRule="auto"/>
+            </w:pPr>
+            <w:r>
+              <w:rPr>
+                <w:rFonts w:ascii="Courier New" w:hAnsi="Courier New" w:eastAsia="NanumGothicCoding"/>
+                <w:sz w:val="18"/>
+                <w:szCs w:val="18"/>
+              </w:rPr>
+              <w:t xml:space="preserve">                  │  분석        │</w:t>
+            </w:r>
+          </w:p>
+          <w:p>
+            <w:pPr>
+              <w:spacing w:before="0" w:after="0" w:line="240" w:lineRule="auto"/>
+            </w:pPr>
+            <w:r>
+              <w:rPr>
+                <w:rFonts w:ascii="Courier New" w:hAnsi="Courier New" w:eastAsia="NanumGothicCoding"/>
+                <w:sz w:val="18"/>
+                <w:szCs w:val="18"/>
+              </w:rPr>
+              <w:t xml:space="preserve">                  └──────────────┘</w:t>
+            </w:r>
+          </w:p>
+          <w:p>
+            <w:pPr>
+              <w:spacing w:before="0" w:after="0" w:line="240" w:lineRule="auto"/>
+            </w:pPr>
+            <w:r>
+              <w:rPr>
+                <w:rFonts w:ascii="Courier New" w:hAnsi="Courier New" w:eastAsia="NanumGothicCoding"/>
+                <w:sz w:val="18"/>
+                <w:szCs w:val="18"/>
+              </w:rPr>
+              <w:t xml:space="preserve">                         │</w:t>
+            </w:r>
+          </w:p>
+          <w:p>
+            <w:pPr>
+              <w:spacing w:before="0" w:after="0" w:line="240" w:lineRule="auto"/>
+            </w:pPr>
+            <w:r>
+              <w:rPr>
+                <w:rFonts w:ascii="Courier New" w:hAnsi="Courier New" w:eastAsia="NanumGothicCoding"/>
+                <w:sz w:val="18"/>
+                <w:szCs w:val="18"/>
+              </w:rPr>
+              <w:t xml:space="preserve">                         ▼</w:t>
+            </w:r>
+          </w:p>
+          <w:p>
+            <w:pPr>
+              <w:spacing w:before="0" w:after="0" w:line="240" w:lineRule="auto"/>
+            </w:pPr>
+            <w:r>
+              <w:rPr>
+                <w:rFonts w:ascii="Courier New" w:hAnsi="Courier New" w:eastAsia="NanumGothicCoding"/>
+                <w:sz w:val="18"/>
+                <w:szCs w:val="18"/>
+              </w:rPr>
+              <w:t xml:space="preserve">                  ┌──────────────┐     ┌──────────────┐</w:t>
+            </w:r>
+          </w:p>
+          <w:p>
+            <w:pPr>
+              <w:spacing w:before="0" w:after="0" w:line="240" w:lineRule="auto"/>
+            </w:pPr>
+            <w:r>
+              <w:rPr>
+                <w:rFonts w:ascii="Courier New" w:hAnsi="Courier New" w:eastAsia="NanumGothicCoding"/>
+                <w:sz w:val="18"/>
+                <w:szCs w:val="18"/>
+              </w:rPr>
+              <w:t xml:space="preserve">                  │  시정조치     │────→│  유사 제품/   │</w:t>
+            </w:r>
+          </w:p>
+          <w:p>
+            <w:pPr>
+              <w:spacing w:before="0" w:after="0" w:line="240" w:lineRule="auto"/>
+            </w:pPr>
+            <w:r>
+              <w:rPr>
+                <w:rFonts w:ascii="Courier New" w:hAnsi="Courier New" w:eastAsia="NanumGothicCoding"/>
+                <w:sz w:val="18"/>
+                <w:szCs w:val="18"/>
+              </w:rPr>
+              <w:t xml:space="preserve">                  │  계획/실행    │     │  공정 확장    │</w:t>
+            </w:r>
+          </w:p>
+          <w:p>
+            <w:pPr>
+              <w:spacing w:before="0" w:after="0" w:line="240" w:lineRule="auto"/>
+            </w:pPr>
+            <w:r>
+              <w:rPr>
+                <w:rFonts w:ascii="Courier New" w:hAnsi="Courier New" w:eastAsia="NanumGothicCoding"/>
+                <w:sz w:val="18"/>
+                <w:szCs w:val="18"/>
+              </w:rPr>
+              <w:t xml:space="preserve">                  └──────────────┘     └──────────────┘</w:t>
+            </w:r>
+          </w:p>
+          <w:p>
+            <w:pPr>
+              <w:spacing w:before="0" w:after="0" w:line="240" w:lineRule="auto"/>
+            </w:pPr>
+            <w:r>
+              <w:rPr>
+                <w:rFonts w:ascii="Courier New" w:hAnsi="Courier New" w:eastAsia="NanumGothicCoding"/>
+                <w:sz w:val="18"/>
+                <w:szCs w:val="18"/>
+              </w:rPr>
+              <w:t xml:space="preserve">                         │</w:t>
+            </w:r>
+          </w:p>
+          <w:p>
+            <w:pPr>
+              <w:spacing w:before="0" w:after="0" w:line="240" w:lineRule="auto"/>
+            </w:pPr>
+            <w:r>
+              <w:rPr>
+                <w:rFonts w:ascii="Courier New" w:hAnsi="Courier New" w:eastAsia="NanumGothicCoding"/>
+                <w:sz w:val="18"/>
+                <w:szCs w:val="18"/>
+              </w:rPr>
+              <w:t xml:space="preserve">                         ▼</w:t>
+            </w:r>
+          </w:p>
+          <w:p>
+            <w:pPr>
+              <w:spacing w:before="0" w:after="0" w:line="240" w:lineRule="auto"/>
+            </w:pPr>
+            <w:r>
+              <w:rPr>
+                <w:rFonts w:ascii="Courier New" w:hAnsi="Courier New" w:eastAsia="NanumGothicCoding"/>
+                <w:sz w:val="18"/>
+                <w:szCs w:val="18"/>
+              </w:rPr>
+              <w:t xml:space="preserve">                  ┌──────────────┐     ┌──────────────┐</w:t>
+            </w:r>
+          </w:p>
+          <w:p>
+            <w:pPr>
+              <w:spacing w:before="0" w:after="0" w:line="240" w:lineRule="auto"/>
+            </w:pPr>
+            <w:r>
+              <w:rPr>
+                <w:rFonts w:ascii="Courier New" w:hAnsi="Courier New" w:eastAsia="NanumGothicCoding"/>
+                <w:sz w:val="18"/>
+                <w:szCs w:val="18"/>
+              </w:rPr>
+              <w:t xml:space="preserve">                  │  유효성 확인  │────→│  CAR 종결    │</w:t>
+            </w:r>
+          </w:p>
+          <w:p>
+            <w:pPr>
+              <w:spacing w:before="0" w:after="0" w:line="240" w:lineRule="auto"/>
+            </w:pPr>
+            <w:r>
+              <w:rPr>
+                <w:rFonts w:ascii="Courier New" w:hAnsi="Courier New" w:eastAsia="NanumGothicCoding"/>
+                <w:sz w:val="18"/>
+                <w:szCs w:val="18"/>
+              </w:rPr>
+              <w:t xml:space="preserve">                  │  (90/60일)   │     │  (QMR 승인)  │</w:t>
+            </w:r>
+          </w:p>
+          <w:p>
+            <w:pPr>
+              <w:spacing w:before="0" w:after="0" w:line="240" w:lineRule="auto"/>
+            </w:pPr>
+            <w:r>
+              <w:rPr>
+                <w:rFonts w:ascii="Courier New" w:hAnsi="Courier New" w:eastAsia="NanumGothicCoding"/>
+                <w:sz w:val="18"/>
+                <w:szCs w:val="18"/>
+              </w:rPr>
+              <w:t xml:space="preserve">                  └──────────────┘     └──────────────┘</w:t>
+            </w:r>
+          </w:p>
+        </w:tc>
+      </w:tr>
+    </w:tbl>
     <w:bookmarkEnd w:id="51"/>
     <w:bookmarkStart w:id="52" w:name="부록-b-5-why-분석-예시"/>
     <w:p>
@@ -9594,8 +9667,8 @@
     <w:rPrDefault>
       <w:rPr>
         <w:rFonts w:asciiTheme="minorHAnsi" w:cstheme="minorBidi" w:eastAsiaTheme="minorEastAsia" w:hAnsiTheme="minorHAnsi"/>
-        <w:sz w:val="24"/>
-        <w:szCs w:val="24"/>
+        <w:sz w:val="20"/>
+        <w:szCs w:val="20"/>
         <w:lang w:bidi="ar-SA" w:eastAsia="zh-CN" w:val="en-US"/>
       </w:rPr>
     </w:rPrDefault>
@@ -9663,8 +9736,8 @@
     </w:pPr>
     <w:rPr>
       <w:rFonts w:asciiTheme="majorHAnsi" w:cstheme="majorBidi" w:eastAsiaTheme="majorEastAsia" w:hAnsiTheme="majorHAnsi"/>
-      <w:sz w:val="56"/>
-      <w:szCs w:val="56"/>
+      <w:sz w:val="44"/>
+      <w:szCs w:val="44"/>
     </w:rPr>
   </w:style>
   <w:style w:customStyle="1" w:styleId="TitleChar" w:type="character">
@@ -9675,8 +9748,8 @@
     <w:rsid w:val="00A10FD9"/>
     <w:rPr>
       <w:rFonts w:asciiTheme="majorHAnsi" w:cstheme="majorBidi" w:eastAsiaTheme="majorEastAsia" w:hAnsiTheme="majorHAnsi"/>
-      <w:sz w:val="56"/>
-      <w:szCs w:val="56"/>
+      <w:sz w:val="44"/>
+      <w:szCs w:val="44"/>
     </w:rPr>
   </w:style>
   <w:style w:styleId="Subtitle" w:type="paragraph">
@@ -9798,8 +9871,8 @@
     <w:rPr>
       <w:rFonts w:asciiTheme="majorHAnsi" w:cstheme="majorBidi" w:eastAsiaTheme="majorEastAsia" w:hAnsiTheme="majorHAnsi"/>
       <w:color w:themeColor="accent1" w:themeShade="BF" w:val="0F4761"/>
-      <w:sz w:val="40"/>
-      <w:szCs w:val="40"/>
+      <w:sz w:val="32"/>
+      <w:szCs w:val="32"/>
     </w:rPr>
   </w:style>
   <w:style w:styleId="Heading2" w:type="paragraph">
@@ -9989,8 +10062,8 @@
     <w:rPr>
       <w:rFonts w:asciiTheme="majorHAnsi" w:cstheme="majorBidi" w:eastAsiaTheme="majorEastAsia" w:hAnsiTheme="majorHAnsi"/>
       <w:color w:themeColor="accent1" w:themeShade="BF" w:val="0F4761"/>
-      <w:sz w:val="40"/>
-      <w:szCs w:val="40"/>
+      <w:sz w:val="32"/>
+      <w:szCs w:val="32"/>
     </w:rPr>
   </w:style>
   <w:style w:customStyle="1" w:styleId="Heading2Char" w:type="character">
